--- a/practice/data/theory/jungol/중등/[수업] 2025년 3차_중등_교사용_2019-2022.docx
+++ b/practice/data/theory/jungol/중등/[수업] 2025년 3차_중등_교사용_2019-2022.docx
@@ -1,6 +1,6 @@
 
 <file path=word/document.xml><?xml version="1.0" encoding="utf-8"?>
-<w:document xmlns:wpc="http://schemas.microsoft.com/office/word/2010/wordprocessingCanvas" xmlns:cx="http://schemas.microsoft.com/office/drawing/2014/chartex" xmlns:cx1="http://schemas.microsoft.com/office/drawing/2015/9/8/chartex" xmlns:cx2="http://schemas.microsoft.com/office/drawing/2015/10/21/chartex" xmlns:cx3="http://schemas.microsoft.com/office/drawing/2016/5/9/chartex" xmlns:cx4="http://schemas.microsoft.com/office/drawing/2016/5/10/chartex" xmlns:cx5="http://schemas.microsoft.com/office/drawing/2016/5/11/chartex" xmlns:cx6="http://schemas.microsoft.com/office/drawing/2016/5/12/chartex" xmlns:cx7="http://schemas.microsoft.com/office/drawing/2016/5/13/chartex" xmlns:cx8="http://schemas.microsoft.com/office/drawing/2016/5/14/chartex" xmlns:mc="http://schemas.openxmlformats.org/markup-compatibility/2006" xmlns:aink="http://schemas.microsoft.com/office/drawing/2016/ink" xmlns:am3d="http://schemas.microsoft.com/office/drawing/2017/model3d" xmlns:o="urn:schemas-microsoft-com:office:office" xmlns:r="http://schemas.openxmlformats.org/officeDocument/2006/relationships" xmlns:m="http://schemas.openxmlformats.org/officeDocument/2006/math" xmlns:v="urn:schemas-microsoft-com:vml" xmlns:wp14="http://schemas.microsoft.com/office/word/2010/wordprocessingDrawing" xmlns:wp="http://schemas.openxmlformats.org/drawingml/2006/wordprocessingDrawing" xmlns:w10="urn:schemas-microsoft-com:office:word" xmlns:w="http://schemas.openxmlformats.org/wordprocessingml/2006/main" xmlns:w14="http://schemas.microsoft.com/office/word/2010/wordml" xmlns:w15="http://schemas.microsoft.com/office/word/2012/wordml" xmlns:w16cex="http://schemas.microsoft.com/office/word/2018/wordml/cex" xmlns:w16cid="http://schemas.microsoft.com/office/word/2016/wordml/cid" xmlns:w16="http://schemas.microsoft.com/office/word/2018/wordml" xmlns:w16sdtdh="http://schemas.microsoft.com/office/word/2020/wordml/sdtdatahash" xmlns:w16se="http://schemas.microsoft.com/office/word/2015/wordml/symex" xmlns:wpg="http://schemas.microsoft.com/office/word/2010/wordprocessingGroup" xmlns:wpi="http://schemas.microsoft.com/office/word/2010/wordprocessingInk" xmlns:wne="http://schemas.microsoft.com/office/word/2006/wordml" xmlns:wps="http://schemas.microsoft.com/office/word/2010/wordprocessingShape" mc:Ignorable="w14 w15 w16se w16cid w16 w16cex w16sdtdh wp14">
+<w:document xmlns:wpc="http://schemas.microsoft.com/office/word/2010/wordprocessingCanvas" xmlns:cx="http://schemas.microsoft.com/office/drawing/2014/chartex" xmlns:cx1="http://schemas.microsoft.com/office/drawing/2015/9/8/chartex" xmlns:mc="http://schemas.openxmlformats.org/markup-compatibility/2006" xmlns:o="urn:schemas-microsoft-com:office:office" xmlns:r="http://schemas.openxmlformats.org/officeDocument/2006/relationships" xmlns:m="http://schemas.openxmlformats.org/officeDocument/2006/math" xmlns:v="urn:schemas-microsoft-com:vml" xmlns:wp14="http://schemas.microsoft.com/office/word/2010/wordprocessingDrawing" xmlns:wp="http://schemas.openxmlformats.org/drawingml/2006/wordprocessingDrawing" xmlns:w10="urn:schemas-microsoft-com:office:word" xmlns:w="http://schemas.openxmlformats.org/wordprocessingml/2006/main" xmlns:w14="http://schemas.microsoft.com/office/word/2010/wordml" xmlns:w15="http://schemas.microsoft.com/office/word/2012/wordml" xmlns:w16se="http://schemas.microsoft.com/office/word/2015/wordml/symex" xmlns:wpg="http://schemas.microsoft.com/office/word/2010/wordprocessingGroup" xmlns:wpi="http://schemas.microsoft.com/office/word/2010/wordprocessingInk" xmlns:wne="http://schemas.microsoft.com/office/word/2006/wordml" xmlns:wps="http://schemas.microsoft.com/office/word/2010/wordprocessingShape" mc:Ignorable="w14 w15 w16se wp14">
   <w:body>
     <w:p>
       <w:pPr>
@@ -82,6 +82,7 @@
           <w:sz w:val="24"/>
         </w:rPr>
       </w:pPr>
+      <w:proofErr w:type="spellStart"/>
       <w:r>
         <w:rPr>
           <w:rFonts w:hint="eastAsia"/>
@@ -89,6 +90,7 @@
         </w:rPr>
         <w:t>하노이탑</w:t>
       </w:r>
+      <w:proofErr w:type="spellEnd"/>
       <w:r>
         <w:rPr>
           <w:rFonts w:hint="eastAsia"/>
@@ -414,10 +416,10 @@
             <v:path o:extrusionok="f" gradientshapeok="t" o:connecttype="rect"/>
             <o:lock v:ext="edit" aspectratio="t"/>
           </v:shapetype>
-          <v:shape id="_x0000_i1025" type="#_x0000_t75" style="width:472.85pt;height:367pt" o:ole="">
+          <v:shape id="_x0000_i1025" type="#_x0000_t75" style="width:473pt;height:367.2pt" o:ole="">
             <v:imagedata r:id="rId7" o:title=""/>
           </v:shape>
-          <o:OLEObject Type="Embed" ProgID="Photoshop.Image.23" ShapeID="_x0000_i1025" DrawAspect="Content" ObjectID="_1833634997" r:id="rId8">
+          <o:OLEObject Type="Embed" ProgID="Photoshop.Image.23" ShapeID="_x0000_i1025" DrawAspect="Content" ObjectID="_1833697005" r:id="rId8">
             <o:FieldCodes>\s</o:FieldCodes>
           </o:OLEObject>
         </w:object>
@@ -888,6 +890,7 @@
           <w:szCs w:val="24"/>
         </w:rPr>
       </w:pPr>
+      <w:proofErr w:type="spellStart"/>
       <w:r>
         <w:rPr>
           <w:rFonts w:ascii="Consolas" w:eastAsiaTheme="minorHAnsi" w:hAnsi="Consolas" w:cs="Consolas" w:hint="eastAsia"/>
@@ -897,6 +900,7 @@
         </w:rPr>
         <w:t>하노이탑의</w:t>
       </w:r>
+      <w:proofErr w:type="spellEnd"/>
       <w:r>
         <w:rPr>
           <w:rFonts w:ascii="Consolas" w:eastAsiaTheme="minorHAnsi" w:hAnsi="Consolas" w:cs="Consolas" w:hint="eastAsia"/>
@@ -1109,12 +1113,14 @@
         </w:rPr>
         <w:t xml:space="preserve"> </w:t>
       </w:r>
+      <w:proofErr w:type="spellStart"/>
       <w:r>
         <w:rPr>
           <w:rFonts w:hint="eastAsia"/>
         </w:rPr>
         <w:t>하노이탑</w:t>
       </w:r>
+      <w:proofErr w:type="spellEnd"/>
       <w:r>
         <w:rPr>
           <w:rFonts w:hint="eastAsia"/>
@@ -1668,6 +1674,7 @@
           <w:szCs w:val="24"/>
         </w:rPr>
       </w:pPr>
+      <w:proofErr w:type="spellStart"/>
       <w:r>
         <w:rPr>
           <w:rFonts w:ascii="Consolas" w:eastAsiaTheme="minorHAnsi" w:hAnsi="Consolas" w:cs="Consolas" w:hint="eastAsia"/>
@@ -1677,6 +1684,7 @@
         </w:rPr>
         <w:t>하노이탑의</w:t>
       </w:r>
+      <w:proofErr w:type="spellEnd"/>
       <w:r>
         <w:rPr>
           <w:rFonts w:ascii="Consolas" w:eastAsiaTheme="minorHAnsi" w:hAnsi="Consolas" w:cs="Consolas" w:hint="eastAsia"/>
@@ -1745,6 +1753,7 @@
           <w:szCs w:val="24"/>
         </w:rPr>
       </w:pPr>
+      <w:proofErr w:type="spellStart"/>
       <w:r>
         <w:rPr>
           <w:rFonts w:ascii="Consolas" w:eastAsiaTheme="minorHAnsi" w:hAnsi="Consolas" w:cs="Consolas" w:hint="eastAsia"/>
@@ -1752,6 +1761,7 @@
         </w:rPr>
         <w:t>하노이탑을</w:t>
       </w:r>
+      <w:proofErr w:type="spellEnd"/>
       <w:r>
         <w:rPr>
           <w:rFonts w:ascii="Consolas" w:eastAsiaTheme="minorHAnsi" w:hAnsi="Consolas" w:cs="Consolas" w:hint="eastAsia"/>
@@ -2013,6 +2023,7 @@
           <w:szCs w:val="24"/>
         </w:rPr>
       </w:pPr>
+      <w:proofErr w:type="gramStart"/>
       <w:r>
         <w:rPr>
           <w:rFonts w:ascii="Consolas" w:eastAsiaTheme="minorHAnsi" w:hAnsi="Consolas" w:cs="Consolas" w:hint="eastAsia"/>
@@ -2034,6 +2045,7 @@
         </w:rPr>
         <w:t>:</w:t>
       </w:r>
+      <w:proofErr w:type="gramEnd"/>
       <w:r>
         <w:rPr>
           <w:rFonts w:ascii="Consolas" w:eastAsiaTheme="minorHAnsi" w:hAnsi="Consolas" w:cs="Consolas"/>
@@ -2240,6 +2252,7 @@
           <w:szCs w:val="24"/>
         </w:rPr>
       </w:pPr>
+      <w:proofErr w:type="spellStart"/>
       <w:r>
         <w:rPr>
           <w:rFonts w:ascii="Consolas" w:eastAsiaTheme="minorHAnsi" w:hAnsi="Consolas" w:cs="Consolas" w:hint="eastAsia"/>
@@ -2249,6 +2262,7 @@
         </w:rPr>
         <w:t>하노이탑</w:t>
       </w:r>
+      <w:proofErr w:type="spellEnd"/>
       <w:r>
         <w:rPr>
           <w:rFonts w:ascii="Consolas" w:eastAsiaTheme="minorHAnsi" w:hAnsi="Consolas" w:cs="Consolas" w:hint="eastAsia"/>
@@ -2317,6 +2331,7 @@
           <w:szCs w:val="24"/>
         </w:rPr>
       </w:pPr>
+      <w:proofErr w:type="spellStart"/>
       <w:r>
         <w:rPr>
           <w:rFonts w:ascii="Consolas" w:eastAsiaTheme="minorHAnsi" w:hAnsi="Consolas" w:cs="Consolas" w:hint="eastAsia"/>
@@ -2324,6 +2339,7 @@
         </w:rPr>
         <w:t>하노이탑</w:t>
       </w:r>
+      <w:proofErr w:type="spellEnd"/>
       <w:r>
         <w:rPr>
           <w:rFonts w:ascii="Consolas" w:eastAsiaTheme="minorHAnsi" w:hAnsi="Consolas" w:cs="Consolas" w:hint="eastAsia"/>
@@ -2801,6 +2817,7 @@
         </w:rPr>
         <w:t xml:space="preserve"> </w:t>
       </w:r>
+      <w:proofErr w:type="spellStart"/>
       <w:r>
         <w:rPr>
           <w:rFonts w:ascii="Consolas" w:eastAsiaTheme="minorHAnsi" w:hAnsi="Consolas" w:cs="Consolas" w:hint="eastAsia"/>
@@ -2808,6 +2825,7 @@
         </w:rPr>
         <w:t>하노이탑을</w:t>
       </w:r>
+      <w:proofErr w:type="spellEnd"/>
       <w:r>
         <w:rPr>
           <w:rFonts w:ascii="Consolas" w:eastAsiaTheme="minorHAnsi" w:hAnsi="Consolas" w:cs="Consolas" w:hint="eastAsia"/>
@@ -2878,6 +2896,7 @@
         </w:rPr>
         <w:t>걸립니다</w:t>
       </w:r>
+      <w:proofErr w:type="gramStart"/>
       <w:r>
         <w:rPr>
           <w:rFonts w:ascii="Consolas" w:eastAsiaTheme="minorHAnsi" w:hAnsi="Consolas" w:cs="Consolas" w:hint="eastAsia"/>
@@ -2892,6 +2911,8 @@
         </w:rPr>
         <w:t>(</w:t>
       </w:r>
+      <w:proofErr w:type="spellStart"/>
+      <w:proofErr w:type="gramEnd"/>
       <w:r>
         <w:rPr>
           <w:rFonts w:ascii="Consolas" w:eastAsiaTheme="minorHAnsi" w:hAnsi="Consolas" w:cs="Consolas" w:hint="eastAsia"/>
@@ -2899,6 +2920,7 @@
         </w:rPr>
         <w:t>ㅎㅎ</w:t>
       </w:r>
+      <w:proofErr w:type="spellEnd"/>
       <w:r>
         <w:rPr>
           <w:rFonts w:ascii="Consolas" w:eastAsiaTheme="minorHAnsi" w:hAnsi="Consolas" w:cs="Consolas" w:hint="eastAsia"/>
@@ -2992,6 +3014,7 @@
           <w:szCs w:val="24"/>
         </w:rPr>
       </w:pPr>
+      <w:proofErr w:type="spellStart"/>
       <w:r>
         <w:rPr>
           <w:rFonts w:ascii="Consolas" w:eastAsiaTheme="minorHAnsi" w:hAnsi="Consolas" w:cs="Consolas" w:hint="eastAsia"/>
@@ -2999,6 +3022,7 @@
         </w:rPr>
         <w:t>하노이탑은</w:t>
       </w:r>
+      <w:proofErr w:type="spellEnd"/>
       <w:r>
         <w:rPr>
           <w:rFonts w:ascii="Consolas" w:eastAsiaTheme="minorHAnsi" w:hAnsi="Consolas" w:cs="Consolas" w:hint="eastAsia"/>
@@ -3511,6 +3535,7 @@
         <w:lastRenderedPageBreak/>
         <w:t>&lt;</w:t>
       </w:r>
+      <w:proofErr w:type="spellStart"/>
       <w:r>
         <w:rPr>
           <w:rFonts w:ascii="Consolas" w:eastAsiaTheme="minorHAnsi" w:hAnsi="Consolas" w:cs="Consolas" w:hint="eastAsia"/>
@@ -3519,6 +3544,7 @@
         </w:rPr>
         <w:t>하노이탑</w:t>
       </w:r>
+      <w:proofErr w:type="spellEnd"/>
       <w:r>
         <w:rPr>
           <w:rFonts w:ascii="Consolas" w:eastAsiaTheme="minorHAnsi" w:hAnsi="Consolas" w:cs="Consolas" w:hint="eastAsia"/>
@@ -5386,6 +5412,7 @@
         </w:rPr>
         <w:t>&lt;</w:t>
       </w:r>
+      <w:proofErr w:type="spellStart"/>
       <w:r>
         <w:rPr>
           <w:rFonts w:ascii="Consolas" w:eastAsiaTheme="minorHAnsi" w:hAnsi="Consolas" w:cs="Consolas" w:hint="eastAsia"/>
@@ -5394,6 +5421,7 @@
         </w:rPr>
         <w:t>경우의수</w:t>
       </w:r>
+      <w:proofErr w:type="spellEnd"/>
       <w:r>
         <w:rPr>
           <w:rFonts w:ascii="Consolas" w:eastAsiaTheme="minorHAnsi" w:hAnsi="Consolas" w:cs="Consolas"/>
@@ -6851,6 +6879,7 @@
         </w:rPr>
         <w:t xml:space="preserve"> </w:t>
       </w:r>
+      <w:proofErr w:type="spellStart"/>
       <w:r>
         <w:rPr>
           <w:rFonts w:ascii="Consolas" w:eastAsiaTheme="minorHAnsi" w:hAnsi="Consolas" w:cs="Consolas" w:hint="eastAsia"/>
@@ -6860,6 +6889,7 @@
         </w:rPr>
         <w:t>규칙찾기</w:t>
       </w:r>
+      <w:proofErr w:type="spellEnd"/>
     </w:p>
     <w:p>
       <w:pPr>
@@ -12529,6 +12559,7 @@
         </w:rPr>
         <w:t xml:space="preserve"> </w:t>
       </w:r>
+      <w:proofErr w:type="spellStart"/>
       <w:r>
         <w:rPr>
           <w:rStyle w:val="a8"/>
@@ -12541,6 +12572,7 @@
         </w:rPr>
         <w:t>이론필요</w:t>
       </w:r>
+      <w:proofErr w:type="spellEnd"/>
       <w:r>
         <w:rPr>
           <w:rStyle w:val="a8"/>
@@ -14166,7 +14198,25 @@
           <w:sz w:val="24"/>
           <w:szCs w:val="24"/>
         </w:rPr>
-        <w:t xml:space="preserve"> N! = N × (N - 1) × … × 1</w:t>
+        <w:t xml:space="preserve"> N! = N × (N - 1) × </w:t>
+      </w:r>
+      <w:proofErr w:type="gramStart"/>
+      <w:r>
+        <w:rPr>
+          <w:rFonts w:ascii="Consolas" w:eastAsiaTheme="minorHAnsi" w:hAnsi="Consolas" w:cs="Consolas"/>
+          <w:sz w:val="24"/>
+          <w:szCs w:val="24"/>
+        </w:rPr>
+        <w:t>…</w:t>
+      </w:r>
+      <w:proofErr w:type="gramEnd"/>
+      <w:r>
+        <w:rPr>
+          <w:rFonts w:ascii="Consolas" w:eastAsiaTheme="minorHAnsi" w:hAnsi="Consolas" w:cs="Consolas"/>
+          <w:sz w:val="24"/>
+          <w:szCs w:val="24"/>
+        </w:rPr>
+        <w:t xml:space="preserve"> × 1</w:t>
       </w:r>
       <w:r>
         <w:rPr>
@@ -14994,6 +15044,7 @@
         </w:rPr>
         <w:t xml:space="preserve"> </w:t>
       </w:r>
+      <w:proofErr w:type="spellStart"/>
       <w:r>
         <w:rPr>
           <w:rFonts w:ascii="Consolas" w:eastAsiaTheme="minorHAnsi" w:hAnsi="Consolas" w:cs="Consolas" w:hint="eastAsia"/>
@@ -15003,6 +15054,7 @@
         </w:rPr>
         <w:t>이론있음</w:t>
       </w:r>
+      <w:proofErr w:type="spellEnd"/>
     </w:p>
     <w:p>
       <w:pPr>
@@ -15338,6 +15390,7 @@
         </w:rPr>
         <w:t xml:space="preserve"> </w:t>
       </w:r>
+      <w:proofErr w:type="spellStart"/>
       <w:r>
         <w:rPr>
           <w:rFonts w:ascii="Consolas" w:eastAsiaTheme="minorHAnsi" w:hAnsi="Consolas" w:cs="맑은 고딕"/>
@@ -15346,6 +15399,7 @@
         </w:rPr>
         <w:t>거리두기로</w:t>
       </w:r>
+      <w:proofErr w:type="spellEnd"/>
       <w:r>
         <w:rPr>
           <w:rFonts w:ascii="Consolas" w:eastAsiaTheme="minorHAnsi" w:hAnsi="Consolas" w:cs="Consolas"/>
@@ -15850,6 +15904,7 @@
         </w:rPr>
         <w:t xml:space="preserve"> </w:t>
       </w:r>
+      <w:proofErr w:type="spellStart"/>
       <w:r>
         <w:rPr>
           <w:rFonts w:ascii="Consolas" w:eastAsiaTheme="minorHAnsi" w:hAnsi="Consolas" w:cs="맑은 고딕"/>
@@ -15858,6 +15913,7 @@
         </w:rPr>
         <w:t>우승확률을</w:t>
       </w:r>
+      <w:proofErr w:type="spellEnd"/>
       <w:r>
         <w:rPr>
           <w:rFonts w:ascii="Consolas" w:eastAsiaTheme="minorHAnsi" w:hAnsi="Consolas" w:cs="Consolas"/>
@@ -16377,6 +16433,7 @@
         </w:rPr>
         <w:t xml:space="preserve"> </w:t>
       </w:r>
+      <w:proofErr w:type="spellStart"/>
       <w:r>
         <w:rPr>
           <w:rFonts w:ascii="Consolas" w:eastAsiaTheme="minorHAnsi" w:hAnsi="Consolas" w:cs="Consolas" w:hint="eastAsia"/>
@@ -16386,6 +16443,7 @@
         </w:rPr>
         <w:t>연립방정식</w:t>
       </w:r>
+      <w:proofErr w:type="spellEnd"/>
       <w:r>
         <w:rPr>
           <w:rFonts w:ascii="Consolas" w:eastAsiaTheme="minorHAnsi" w:hAnsi="Consolas" w:cs="Consolas" w:hint="eastAsia"/>
@@ -19465,7 +19523,7 @@
     <w:p>
       <w:pPr>
         <w:rPr>
-          <w:rFonts w:ascii="Consolas" w:eastAsiaTheme="minorHAnsi" w:hAnsi="Consolas" w:cs="Consolas"/>
+          <w:rFonts w:ascii="Consolas" w:eastAsiaTheme="minorHAnsi" w:hAnsi="Consolas" w:cs="Consolas" w:hint="eastAsia"/>
           <w:b/>
           <w:sz w:val="28"/>
           <w:szCs w:val="24"/>
@@ -19522,49 +19580,49 @@
       <w:pPr>
         <w:rPr>
           <w:rFonts w:asciiTheme="minorHAnsi" w:eastAsiaTheme="minorHAnsi" w:hAnsiTheme="minorHAnsi"/>
-        </w:rPr>
-      </w:pPr>
+          <w:b/>
+          <w:sz w:val="24"/>
+        </w:rPr>
+      </w:pPr>
+      <w:r>
+        <w:rPr>
+          <w:rFonts w:asciiTheme="minorHAnsi" w:eastAsiaTheme="minorHAnsi" w:hAnsiTheme="minorHAnsi" w:hint="eastAsia"/>
+          <w:b/>
+          <w:sz w:val="24"/>
+        </w:rPr>
+        <w:t>1. 경우의 수란?</w:t>
+      </w:r>
     </w:p>
     <w:p>
       <w:pPr>
         <w:rPr>
           <w:rFonts w:asciiTheme="minorHAnsi" w:eastAsiaTheme="minorHAnsi" w:hAnsiTheme="minorHAnsi"/>
-          <w:b/>
-          <w:sz w:val="24"/>
-        </w:rPr>
-      </w:pPr>
+        </w:rPr>
+      </w:pPr>
+      <w:r>
+        <w:rPr>
+          <w:rFonts w:asciiTheme="minorHAnsi" w:eastAsiaTheme="minorHAnsi" w:hAnsiTheme="minorHAnsi" w:hint="eastAsia"/>
+        </w:rPr>
+        <w:t>어떤 일이 일어날 수 있는</w:t>
+      </w:r>
+      <w:r>
+        <w:rPr>
+          <w:rFonts w:asciiTheme="minorHAnsi" w:eastAsiaTheme="minorHAnsi" w:hAnsiTheme="minorHAnsi" w:hint="eastAsia"/>
+        </w:rPr>
+        <w:t xml:space="preserve"> </w:t>
+      </w:r>
       <w:r>
         <w:rPr>
           <w:rFonts w:asciiTheme="minorHAnsi" w:eastAsiaTheme="minorHAnsi" w:hAnsiTheme="minorHAnsi" w:hint="eastAsia"/>
           <w:b/>
-          <w:sz w:val="24"/>
-        </w:rPr>
-        <w:t>1. 경우의 수란?</w:t>
-      </w:r>
-    </w:p>
-    <w:p>
-      <w:pPr>
-        <w:rPr>
-          <w:rFonts w:asciiTheme="minorHAnsi" w:eastAsiaTheme="minorHAnsi" w:hAnsiTheme="minorHAnsi"/>
-        </w:rPr>
-      </w:pPr>
+        </w:rPr>
+        <w:t>모든 방법의 수</w:t>
+      </w:r>
       <w:r>
         <w:rPr>
           <w:rFonts w:asciiTheme="minorHAnsi" w:eastAsiaTheme="minorHAnsi" w:hAnsiTheme="minorHAnsi" w:hint="eastAsia"/>
         </w:rPr>
-        <w:t>어떤 일이 일어날 수 있는</w:t>
-      </w:r>
-      <w:r>
-        <w:rPr>
-          <w:rFonts w:asciiTheme="minorHAnsi" w:eastAsiaTheme="minorHAnsi" w:hAnsiTheme="minorHAnsi" w:hint="eastAsia"/>
-        </w:rPr>
-        <w:t xml:space="preserve"> </w:t>
-      </w:r>
-      <w:r>
-        <w:rPr>
-          <w:rFonts w:asciiTheme="minorHAnsi" w:eastAsiaTheme="minorHAnsi" w:hAnsiTheme="minorHAnsi" w:hint="eastAsia"/>
-        </w:rPr>
-        <w:t>모든 방법의 수입니다</w:t>
+        <w:t>입니다</w:t>
       </w:r>
       <w:r>
         <w:rPr>
@@ -19888,18 +19946,34 @@
     <w:p>
       <w:pPr>
         <w:rPr>
+          <w:rFonts w:asciiTheme="minorHAnsi" w:eastAsiaTheme="minorHAnsi" w:hAnsiTheme="minorHAnsi" w:hint="eastAsia"/>
+          <w:b/>
+          <w:sz w:val="24"/>
+        </w:rPr>
+      </w:pPr>
+      <w:r>
+        <w:rPr>
+          <w:rFonts w:asciiTheme="minorHAnsi" w:eastAsiaTheme="minorHAnsi" w:hAnsiTheme="minorHAnsi" w:hint="eastAsia"/>
+          <w:b/>
+          <w:sz w:val="24"/>
+        </w:rPr>
+        <w:t>3</w:t>
+      </w:r>
+      <w:r>
+        <w:rPr>
           <w:rFonts w:asciiTheme="minorHAnsi" w:eastAsiaTheme="minorHAnsi" w:hAnsiTheme="minorHAnsi"/>
           <w:b/>
           <w:sz w:val="24"/>
         </w:rPr>
-      </w:pPr>
+        <w:t>-1</w:t>
+      </w:r>
       <w:r>
         <w:rPr>
           <w:rFonts w:asciiTheme="minorHAnsi" w:eastAsiaTheme="minorHAnsi" w:hAnsiTheme="minorHAnsi" w:hint="eastAsia"/>
           <w:b/>
           <w:sz w:val="24"/>
         </w:rPr>
-        <w:t>3</w:t>
+        <w:t xml:space="preserve">. </w:t>
       </w:r>
       <w:r>
         <w:rPr>
@@ -19907,7 +19981,7 @@
           <w:b/>
           <w:sz w:val="24"/>
         </w:rPr>
-        <w:t>-1</w:t>
+        <w:t>순열</w:t>
       </w:r>
       <w:r>
         <w:rPr>
@@ -19915,7 +19989,7 @@
           <w:b/>
           <w:sz w:val="24"/>
         </w:rPr>
-        <w:t xml:space="preserve">. </w:t>
+        <w:t>(</w:t>
       </w:r>
       <w:r>
         <w:rPr>
@@ -19923,7 +19997,7 @@
           <w:b/>
           <w:sz w:val="24"/>
         </w:rPr>
-        <w:t>순열</w:t>
+        <w:t>Permutation</w:t>
       </w:r>
       <w:r>
         <w:rPr>
@@ -19931,7 +20005,15 @@
           <w:b/>
           <w:sz w:val="24"/>
         </w:rPr>
-        <w:t>(</w:t>
+        <w:t>)</w:t>
+      </w:r>
+      <w:r>
+        <w:rPr>
+          <w:rFonts w:asciiTheme="minorHAnsi" w:eastAsiaTheme="minorHAnsi" w:hAnsiTheme="minorHAnsi" w:hint="eastAsia"/>
+          <w:b/>
+          <w:sz w:val="24"/>
+        </w:rPr>
+        <w:t>이란?</w:t>
       </w:r>
       <w:r>
         <w:rPr>
@@ -19939,7 +20021,7 @@
           <w:b/>
           <w:sz w:val="24"/>
         </w:rPr>
-        <w:t>Permutation</w:t>
+        <w:tab/>
       </w:r>
       <w:r>
         <w:rPr>
@@ -19947,15 +20029,41 @@
           <w:b/>
           <w:sz w:val="24"/>
         </w:rPr>
-        <w:t>)</w:t>
-      </w:r>
+        <w:t>*</w:t>
+      </w:r>
+      <w:r>
+        <w:rPr>
+          <w:rFonts w:asciiTheme="minorHAnsi" w:eastAsiaTheme="minorHAnsi" w:hAnsiTheme="minorHAnsi"/>
+          <w:b/>
+          <w:sz w:val="24"/>
+        </w:rPr>
+        <w:t xml:space="preserve"> </w:t>
+      </w:r>
+      <w:proofErr w:type="gramStart"/>
       <w:r>
         <w:rPr>
           <w:rFonts w:asciiTheme="minorHAnsi" w:eastAsiaTheme="minorHAnsi" w:hAnsiTheme="minorHAnsi" w:hint="eastAsia"/>
           <w:b/>
           <w:sz w:val="24"/>
         </w:rPr>
-        <w:t>이란?</w:t>
+        <w:t>n!</w:t>
+      </w:r>
+      <w:proofErr w:type="gramEnd"/>
+      <w:r>
+        <w:rPr>
+          <w:rFonts w:asciiTheme="minorHAnsi" w:eastAsiaTheme="minorHAnsi" w:hAnsiTheme="minorHAnsi" w:hint="eastAsia"/>
+          <w:b/>
+          <w:sz w:val="24"/>
+        </w:rPr>
+        <w:t>은 1부터 n까지 모두 곱한 값입니다.</w:t>
+      </w:r>
+      <w:r>
+        <w:rPr>
+          <w:rFonts w:asciiTheme="minorHAnsi" w:eastAsiaTheme="minorHAnsi" w:hAnsiTheme="minorHAnsi"/>
+          <w:b/>
+          <w:sz w:val="24"/>
+        </w:rPr>
+        <w:tab/>
       </w:r>
     </w:p>
     <w:p>
@@ -20303,9 +20411,8 @@
         <w:rPr>
           <w:rFonts w:asciiTheme="minorHAnsi" w:eastAsiaTheme="minorHAnsi" w:hAnsiTheme="minorHAnsi"/>
           <w:b/>
-          <w:i/>
-          <w:sz w:val="32"/>
-          <w:szCs w:val="32"/>
+          <w:sz w:val="24"/>
+          <w:szCs w:val="24"/>
         </w:rPr>
       </w:pPr>
     </w:p>
@@ -20357,7 +20464,7 @@
       <w:pPr>
         <w:ind w:leftChars="363" w:left="799"/>
         <w:rPr>
-          <w:rFonts w:asciiTheme="minorHAnsi" w:eastAsiaTheme="minorHAnsi" w:hAnsiTheme="minorHAnsi"/>
+          <w:rFonts w:asciiTheme="minorHAnsi" w:eastAsiaTheme="minorHAnsi" w:hAnsiTheme="minorHAnsi" w:hint="eastAsia"/>
         </w:rPr>
       </w:pPr>
       <w:r>
@@ -20369,42 +20476,112 @@
     </w:p>
     <w:p>
       <w:pPr>
-        <w:ind w:leftChars="363" w:left="799"/>
         <w:rPr>
           <w:rFonts w:asciiTheme="minorHAnsi" w:eastAsiaTheme="minorHAnsi" w:hAnsiTheme="minorHAnsi"/>
         </w:rPr>
       </w:pPr>
+      <w:r>
+        <w:rPr>
+          <w:rFonts w:ascii="Segoe UI Symbol" w:eastAsiaTheme="minorHAnsi" w:hAnsi="Segoe UI Symbol" w:cs="Segoe UI Symbol"/>
+        </w:rPr>
+        <w:t>👉</w:t>
+      </w:r>
+      <w:r>
+        <w:rPr>
+          <w:rFonts w:asciiTheme="minorHAnsi" w:eastAsiaTheme="minorHAnsi" w:hAnsiTheme="minorHAnsi" w:hint="eastAsia"/>
+        </w:rPr>
+        <w:t xml:space="preserve"> 같은 팀인데 </w:t>
+      </w:r>
+      <w:r>
+        <w:rPr>
+          <w:rFonts w:asciiTheme="minorHAnsi" w:eastAsiaTheme="minorHAnsi" w:hAnsiTheme="minorHAnsi" w:hint="eastAsia"/>
+          <w:b/>
+        </w:rPr>
+        <w:t xml:space="preserve">6번 중복으로 </w:t>
+      </w:r>
+      <w:proofErr w:type="spellStart"/>
+      <w:r>
+        <w:rPr>
+          <w:rFonts w:asciiTheme="minorHAnsi" w:eastAsiaTheme="minorHAnsi" w:hAnsiTheme="minorHAnsi" w:hint="eastAsia"/>
+          <w:b/>
+        </w:rPr>
+        <w:t>세었으므로</w:t>
+      </w:r>
+      <w:proofErr w:type="spellEnd"/>
+      <w:r>
+        <w:rPr>
+          <w:rFonts w:asciiTheme="minorHAnsi" w:eastAsiaTheme="minorHAnsi" w:hAnsiTheme="minorHAnsi" w:hint="eastAsia"/>
+        </w:rPr>
+        <w:t>, 6(=3!)으로 나눠서 하나로 묶습니다.</w:t>
+      </w:r>
     </w:p>
     <w:p>
       <w:pPr>
         <w:rPr>
           <w:rFonts w:asciiTheme="minorHAnsi" w:eastAsiaTheme="minorHAnsi" w:hAnsiTheme="minorHAnsi"/>
-        </w:rPr>
-      </w:pPr>
-      <w:r>
-        <w:rPr>
-          <w:rFonts w:ascii="Segoe UI Symbol" w:eastAsiaTheme="minorHAnsi" w:hAnsi="Segoe UI Symbol" w:cs="Segoe UI Symbol"/>
-        </w:rPr>
-        <w:t>👉</w:t>
-      </w:r>
-      <w:r>
-        <w:rPr>
-          <w:rFonts w:asciiTheme="minorHAnsi" w:eastAsiaTheme="minorHAnsi" w:hAnsiTheme="minorHAnsi" w:hint="eastAsia"/>
-        </w:rPr>
-        <w:t xml:space="preserve"> 같은 팀인데 </w:t>
-      </w:r>
+          <w:b/>
+        </w:rPr>
+      </w:pPr>
       <w:r>
         <w:rPr>
           <w:rFonts w:asciiTheme="minorHAnsi" w:eastAsiaTheme="minorHAnsi" w:hAnsiTheme="minorHAnsi" w:hint="eastAsia"/>
           <w:b/>
         </w:rPr>
-        <w:t>6번 중복으로 세었으므로</w:t>
-      </w:r>
+        <w:t>즉, 같은 r명은 자리만 바꾸면 r</w:t>
+      </w:r>
+      <w:proofErr w:type="gramStart"/>
       <w:r>
         <w:rPr>
           <w:rFonts w:asciiTheme="minorHAnsi" w:eastAsiaTheme="minorHAnsi" w:hAnsiTheme="minorHAnsi" w:hint="eastAsia"/>
-        </w:rPr>
-        <w:t>, 6(=3!)으로 나눠서 하나로 묶습니다.</w:t>
+          <w:b/>
+        </w:rPr>
+        <w:t>!가지로</w:t>
+      </w:r>
+      <w:proofErr w:type="gramEnd"/>
+      <w:r>
+        <w:rPr>
+          <w:rFonts w:asciiTheme="minorHAnsi" w:eastAsiaTheme="minorHAnsi" w:hAnsiTheme="minorHAnsi" w:hint="eastAsia"/>
+          <w:b/>
+        </w:rPr>
+        <w:t xml:space="preserve"> 나올 수 있으니</w:t>
+      </w:r>
+      <w:r>
+        <w:rPr>
+          <w:rFonts w:asciiTheme="minorHAnsi" w:eastAsiaTheme="minorHAnsi" w:hAnsiTheme="minorHAnsi" w:hint="eastAsia"/>
+          <w:b/>
+        </w:rPr>
+        <w:t xml:space="preserve">, </w:t>
+      </w:r>
+    </w:p>
+    <w:p>
+      <w:pPr>
+        <w:rPr>
+          <w:rFonts w:asciiTheme="minorHAnsi" w:eastAsiaTheme="minorHAnsi" w:hAnsiTheme="minorHAnsi"/>
+          <w:b/>
+        </w:rPr>
+      </w:pPr>
+      <w:r>
+        <w:rPr>
+          <w:rFonts w:asciiTheme="minorHAnsi" w:eastAsiaTheme="minorHAnsi" w:hAnsiTheme="minorHAnsi" w:hint="eastAsia"/>
+          <w:b/>
+        </w:rPr>
+        <w:t>순열로 센 값에서 r</w:t>
+      </w:r>
+      <w:proofErr w:type="gramStart"/>
+      <w:r>
+        <w:rPr>
+          <w:rFonts w:asciiTheme="minorHAnsi" w:eastAsiaTheme="minorHAnsi" w:hAnsiTheme="minorHAnsi" w:hint="eastAsia"/>
+          <w:b/>
+        </w:rPr>
+        <w:t>!만큼</w:t>
+      </w:r>
+      <w:proofErr w:type="gramEnd"/>
+      <w:r>
+        <w:rPr>
+          <w:rFonts w:asciiTheme="minorHAnsi" w:eastAsiaTheme="minorHAnsi" w:hAnsiTheme="minorHAnsi" w:hint="eastAsia"/>
+          <w:b/>
+        </w:rPr>
+        <w:t xml:space="preserve"> 중복을 없애려고 나눕니다.</w:t>
       </w:r>
     </w:p>
     <w:p>
@@ -20852,6 +21029,8 @@
         </w:rPr>
         <w:t>6가지!</w:t>
       </w:r>
+      <w:bookmarkStart w:id="0" w:name="_GoBack"/>
+      <w:bookmarkEnd w:id="0"/>
     </w:p>
     <w:p>
       <w:pPr>
@@ -21057,6 +21236,8 @@
         <w:rPr>
           <w:rFonts w:asciiTheme="minorHAnsi" w:eastAsiaTheme="minorHAnsi" w:hAnsiTheme="minorHAnsi"/>
           <w:i/>
+          <w:sz w:val="32"/>
+          <w:szCs w:val="32"/>
         </w:rPr>
       </w:pPr>
       <m:oMathPara>
@@ -21064,6 +21245,8 @@
           <m:r>
             <w:rPr>
               <w:rFonts w:ascii="Cambria Math" w:eastAsiaTheme="minorHAnsi" w:hAnsi="Cambria Math"/>
+              <w:sz w:val="32"/>
+              <w:szCs w:val="32"/>
             </w:rPr>
             <m:t>nCr = n x (n-1) x (n-2) x ... / r x (r-1) x ...</m:t>
           </m:r>
@@ -21742,6 +21925,7 @@
         </w:rPr>
         <w:t xml:space="preserve"> </w:t>
       </w:r>
+      <w:proofErr w:type="spellStart"/>
       <w:r>
         <w:rPr>
           <w:rFonts w:ascii="Consolas" w:eastAsiaTheme="minorHAnsi" w:hAnsi="Consolas" w:cs="Consolas" w:hint="eastAsia"/>
@@ -21751,6 +21935,7 @@
         </w:rPr>
         <w:t>있던거</w:t>
       </w:r>
+      <w:proofErr w:type="spellEnd"/>
       <w:r>
         <w:rPr>
           <w:rFonts w:ascii="Consolas" w:eastAsiaTheme="minorHAnsi" w:hAnsi="Consolas" w:cs="Consolas" w:hint="eastAsia"/>
@@ -26479,6 +26664,7 @@
         </w:rPr>
         <w:t>구하시오</w:t>
       </w:r>
+      <w:proofErr w:type="gramStart"/>
       <w:r>
         <w:rPr>
           <w:rFonts w:ascii="Consolas" w:eastAsiaTheme="minorHAnsi" w:hAnsi="Consolas"/>
@@ -26495,6 +26681,7 @@
         </w:rPr>
         <w:t>(</w:t>
       </w:r>
+      <w:proofErr w:type="gramEnd"/>
       <w:r>
         <w:rPr>
           <w:rFonts w:ascii="Consolas" w:eastAsiaTheme="minorHAnsi" w:hAnsi="Consolas" w:cs="Consolas"/>
@@ -26793,7 +26980,7 @@
     <w:p>
       <w:pPr>
         <w:rPr>
-          <w:rFonts w:ascii="Consolas" w:eastAsiaTheme="minorHAnsi" w:hAnsi="Consolas" w:cs="Consolas" w:hint="eastAsia"/>
+          <w:rFonts w:ascii="Consolas" w:eastAsiaTheme="minorHAnsi" w:hAnsi="Consolas" w:cs="Consolas"/>
           <w:sz w:val="24"/>
           <w:szCs w:val="24"/>
         </w:rPr>
@@ -26906,7 +27093,7 @@
         </w:numPr>
         <w:ind w:leftChars="0"/>
         <w:rPr>
-          <w:rFonts w:ascii="Consolas" w:eastAsiaTheme="minorHAnsi" w:hAnsi="Consolas" w:hint="eastAsia"/>
+          <w:rFonts w:ascii="Consolas" w:eastAsiaTheme="minorHAnsi" w:hAnsi="Consolas"/>
           <w:sz w:val="24"/>
           <w:szCs w:val="24"/>
         </w:rPr>
@@ -27181,7 +27368,7 @@
         <w:pStyle w:val="a7"/>
         <w:ind w:leftChars="0" w:left="400"/>
         <w:rPr>
-          <w:rFonts w:ascii="Consolas" w:eastAsiaTheme="minorHAnsi" w:hAnsi="Consolas" w:hint="eastAsia"/>
+          <w:rFonts w:ascii="Consolas" w:eastAsiaTheme="minorHAnsi" w:hAnsi="Consolas"/>
           <w:sz w:val="24"/>
           <w:szCs w:val="24"/>
         </w:rPr>
@@ -27563,7 +27750,7 @@
         <w:pStyle w:val="a7"/>
         <w:ind w:leftChars="0" w:left="0" w:firstLine="400"/>
         <w:rPr>
-          <w:rFonts w:ascii="Consolas" w:eastAsiaTheme="minorHAnsi" w:hAnsi="Consolas" w:cs="Consolas" w:hint="eastAsia"/>
+          <w:rFonts w:ascii="Consolas" w:eastAsiaTheme="minorHAnsi" w:hAnsi="Consolas" w:cs="Consolas"/>
           <w:sz w:val="24"/>
           <w:szCs w:val="24"/>
         </w:rPr>
@@ -27644,11 +27831,12 @@
     <w:p>
       <w:pPr>
         <w:rPr>
-          <w:rFonts w:ascii="Consolas" w:eastAsiaTheme="minorHAnsi" w:hAnsi="Consolas" w:hint="eastAsia"/>
-          <w:sz w:val="24"/>
-          <w:szCs w:val="24"/>
-        </w:rPr>
-      </w:pPr>
+          <w:rFonts w:ascii="Consolas" w:eastAsiaTheme="minorHAnsi" w:hAnsi="Consolas"/>
+          <w:sz w:val="24"/>
+          <w:szCs w:val="24"/>
+        </w:rPr>
+      </w:pPr>
+      <w:proofErr w:type="gramStart"/>
       <w:r>
         <w:rPr>
           <w:rFonts w:ascii="Consolas" w:eastAsiaTheme="minorHAnsi" w:hAnsi="Consolas" w:cs="Consolas"/>
@@ -27667,7 +27855,18 @@
           <w:sz w:val="24"/>
           <w:szCs w:val="24"/>
         </w:rPr>
-        <w:t xml:space="preserve"> : </w:t>
+        <w:t xml:space="preserve"> :</w:t>
+      </w:r>
+      <w:proofErr w:type="gramEnd"/>
+      <w:r>
+        <w:rPr>
+          <w:rFonts w:ascii="Consolas" w:eastAsiaTheme="minorHAnsi" w:hAnsi="Consolas" w:cs="Consolas"/>
+          <w:bCs/>
+          <w:color w:val="FF0000"/>
+          <w:sz w:val="24"/>
+          <w:szCs w:val="24"/>
+        </w:rPr>
+        <w:t xml:space="preserve"> </w:t>
       </w:r>
       <w:r>
         <w:rPr>
@@ -27756,7 +27955,7 @@
               <w:adjustRightInd w:val="0"/>
               <w:spacing w:line="240" w:lineRule="auto"/>
               <w:rPr>
-                <w:rFonts w:ascii="NanumMyeongjo" w:eastAsia="NanumMyeongjo" w:hAnsiTheme="minorHAnsi" w:cs="NanumMyeongjo" w:hint="eastAsia"/>
+                <w:rFonts w:ascii="NanumMyeongjo" w:eastAsia="NanumMyeongjo" w:hAnsiTheme="minorHAnsi" w:cs="NanumMyeongjo"/>
                 <w:color w:val="000000"/>
                 <w:sz w:val="20"/>
                 <w:szCs w:val="20"/>
@@ -27798,7 +27997,7 @@
               <w:adjustRightInd w:val="0"/>
               <w:spacing w:line="240" w:lineRule="auto"/>
               <w:rPr>
-                <w:rFonts w:ascii="NanumMyeongjo" w:eastAsia="NanumMyeongjo" w:hAnsiTheme="minorHAnsi" w:cs="NanumMyeongjo" w:hint="eastAsia"/>
+                <w:rFonts w:ascii="NanumMyeongjo" w:eastAsia="NanumMyeongjo" w:hAnsiTheme="minorHAnsi" w:cs="NanumMyeongjo"/>
                 <w:color w:val="000000"/>
                 <w:sz w:val="20"/>
                 <w:szCs w:val="20"/>
@@ -27957,6 +28156,7 @@
               </w:rPr>
               <w:t xml:space="preserve"> </w:t>
             </w:r>
+            <w:proofErr w:type="spellStart"/>
             <w:r>
               <w:rPr>
                 <w:rFonts w:ascii="바탕" w:eastAsia="바탕" w:hAnsi="바탕" w:cs="바탕" w:hint="eastAsia"/>
@@ -27984,6 +28184,7 @@
               </w:rPr>
               <w:t>는</w:t>
             </w:r>
+            <w:proofErr w:type="spellEnd"/>
             <w:r>
               <w:rPr>
                 <w:rFonts w:ascii="NanumMyeongjo" w:eastAsia="NanumMyeongjo" w:hAnsiTheme="minorHAnsi" w:cs="NanumMyeongjo" w:hint="eastAsia"/>
@@ -28011,7 +28212,7 @@
               <w:adjustRightInd w:val="0"/>
               <w:spacing w:line="240" w:lineRule="auto"/>
               <w:rPr>
-                <w:rFonts w:ascii="NanumMyeongjo" w:eastAsia="NanumMyeongjo" w:hAnsiTheme="minorHAnsi" w:cs="NanumMyeongjo" w:hint="eastAsia"/>
+                <w:rFonts w:ascii="NanumMyeongjo" w:eastAsia="NanumMyeongjo" w:hAnsiTheme="minorHAnsi" w:cs="NanumMyeongjo"/>
                 <w:color w:val="000000"/>
                 <w:sz w:val="20"/>
                 <w:szCs w:val="20"/>
@@ -28233,7 +28434,7 @@
               <w:adjustRightInd w:val="0"/>
               <w:spacing w:line="240" w:lineRule="auto"/>
               <w:rPr>
-                <w:rFonts w:ascii="NanumMyeongjo" w:eastAsia="NanumMyeongjo" w:hAnsiTheme="minorHAnsi" w:cs="NanumMyeongjo" w:hint="eastAsia"/>
+                <w:rFonts w:ascii="NanumMyeongjo" w:eastAsia="NanumMyeongjo" w:hAnsiTheme="minorHAnsi" w:cs="NanumMyeongjo"/>
                 <w:color w:val="000000"/>
                 <w:sz w:val="20"/>
                 <w:szCs w:val="20"/>
@@ -28329,6 +28530,7 @@
               </w:rPr>
               <w:t xml:space="preserve"> subsequence(</w:t>
             </w:r>
+            <w:proofErr w:type="spellStart"/>
             <w:r>
               <w:rPr>
                 <w:rFonts w:ascii="바탕" w:eastAsia="바탕" w:hAnsi="바탕" w:cs="바탕" w:hint="eastAsia"/>
@@ -28338,6 +28540,7 @@
               </w:rPr>
               <w:t>부분수열</w:t>
             </w:r>
+            <w:proofErr w:type="spellEnd"/>
             <w:r>
               <w:rPr>
                 <w:rFonts w:ascii="NanumMyeongjo" w:eastAsia="NanumMyeongjo" w:hAnsiTheme="minorHAnsi" w:cs="NanumMyeongjo" w:hint="eastAsia"/>
@@ -28497,7 +28700,7 @@
               <w:adjustRightInd w:val="0"/>
               <w:spacing w:line="240" w:lineRule="auto"/>
               <w:rPr>
-                <w:rFonts w:ascii="NanumMyeongjo" w:eastAsia="NanumMyeongjo" w:hAnsiTheme="minorHAnsi" w:cs="NanumMyeongjo" w:hint="eastAsia"/>
+                <w:rFonts w:ascii="NanumMyeongjo" w:eastAsia="NanumMyeongjo" w:hAnsiTheme="minorHAnsi" w:cs="NanumMyeongjo"/>
                 <w:color w:val="000000"/>
                 <w:sz w:val="20"/>
                 <w:szCs w:val="20"/>
@@ -28557,7 +28760,7 @@
               <w:adjustRightInd w:val="0"/>
               <w:spacing w:line="240" w:lineRule="auto"/>
               <w:rPr>
-                <w:rFonts w:ascii="NanumMyeongjo" w:eastAsia="NanumMyeongjo" w:hAnsiTheme="minorHAnsi" w:cs="NanumMyeongjo" w:hint="eastAsia"/>
+                <w:rFonts w:ascii="NanumMyeongjo" w:eastAsia="NanumMyeongjo" w:hAnsiTheme="minorHAnsi" w:cs="NanumMyeongjo"/>
                 <w:color w:val="000000"/>
                 <w:sz w:val="20"/>
                 <w:szCs w:val="20"/>
@@ -28734,6 +28937,7 @@
               </w:rPr>
               <w:t>/</w:t>
             </w:r>
+            <w:proofErr w:type="spellStart"/>
             <w:r>
               <w:rPr>
                 <w:rFonts w:ascii="바탕" w:eastAsia="바탕" w:hAnsi="바탕" w:cs="바탕" w:hint="eastAsia"/>
@@ -28743,6 +28947,7 @@
               </w:rPr>
               <w:t>자리수</w:t>
             </w:r>
+            <w:proofErr w:type="spellEnd"/>
             <w:r>
               <w:rPr>
                 <w:rFonts w:ascii="NanumMyeongjo" w:eastAsia="NanumMyeongjo" w:hAnsiTheme="minorHAnsi" w:cs="NanumMyeongjo" w:hint="eastAsia"/>
@@ -28833,7 +29038,7 @@
               <w:adjustRightInd w:val="0"/>
               <w:spacing w:line="240" w:lineRule="auto"/>
               <w:rPr>
-                <w:rFonts w:ascii="NanumMyeongjo" w:eastAsia="NanumMyeongjo" w:hAnsiTheme="minorHAnsi" w:cs="NanumMyeongjo" w:hint="eastAsia"/>
+                <w:rFonts w:ascii="NanumMyeongjo" w:eastAsia="NanumMyeongjo" w:hAnsiTheme="minorHAnsi" w:cs="NanumMyeongjo"/>
                 <w:color w:val="000000"/>
                 <w:sz w:val="20"/>
                 <w:szCs w:val="20"/>
@@ -29043,7 +29248,7 @@
               <w:adjustRightInd w:val="0"/>
               <w:spacing w:line="240" w:lineRule="auto"/>
               <w:rPr>
-                <w:rFonts w:ascii="NanumMyeongjo" w:eastAsia="NanumMyeongjo" w:hAnsiTheme="minorHAnsi" w:cs="NanumMyeongjo" w:hint="eastAsia"/>
+                <w:rFonts w:ascii="NanumMyeongjo" w:eastAsia="NanumMyeongjo" w:hAnsiTheme="minorHAnsi" w:cs="NanumMyeongjo"/>
                 <w:color w:val="000000"/>
                 <w:sz w:val="20"/>
                 <w:szCs w:val="20"/>
@@ -29085,6 +29290,7 @@
               </w:rPr>
               <w:t xml:space="preserve"> </w:t>
             </w:r>
+            <w:proofErr w:type="spellStart"/>
             <w:r>
               <w:rPr>
                 <w:rFonts w:ascii="바탕" w:eastAsia="바탕" w:hAnsi="바탕" w:cs="바탕" w:hint="eastAsia"/>
@@ -29112,6 +29318,7 @@
               </w:rPr>
               <w:t>로</w:t>
             </w:r>
+            <w:proofErr w:type="spellEnd"/>
             <w:r>
               <w:rPr>
                 <w:rFonts w:ascii="NanumMyeongjo" w:eastAsia="NanumMyeongjo" w:hAnsiTheme="minorHAnsi" w:cs="NanumMyeongjo" w:hint="eastAsia"/>
@@ -29211,7 +29418,7 @@
               <w:adjustRightInd w:val="0"/>
               <w:spacing w:line="240" w:lineRule="auto"/>
               <w:rPr>
-                <w:rFonts w:ascii="NanumMyeongjo" w:eastAsia="NanumMyeongjo" w:hAnsiTheme="minorHAnsi" w:cs="NanumMyeongjo" w:hint="eastAsia"/>
+                <w:rFonts w:ascii="NanumMyeongjo" w:eastAsia="NanumMyeongjo" w:hAnsiTheme="minorHAnsi" w:cs="NanumMyeongjo"/>
                 <w:color w:val="000000"/>
                 <w:sz w:val="20"/>
                 <w:szCs w:val="20"/>
@@ -29235,6 +29442,7 @@
               </w:rPr>
               <w:t xml:space="preserve"> </w:t>
             </w:r>
+            <w:proofErr w:type="spellStart"/>
             <w:r>
               <w:rPr>
                 <w:rFonts w:ascii="바탕" w:eastAsia="바탕" w:hAnsi="바탕" w:cs="바탕" w:hint="eastAsia"/>
@@ -29244,6 +29452,7 @@
               </w:rPr>
               <w:t>숫자열</w:t>
             </w:r>
+            <w:proofErr w:type="spellEnd"/>
             <w:r>
               <w:rPr>
                 <w:rFonts w:ascii="NanumMyeongjo" w:eastAsia="NanumMyeongjo" w:hAnsiTheme="minorHAnsi" w:cs="NanumMyeongjo" w:hint="eastAsia"/>
@@ -29277,7 +29486,7 @@
               <w:adjustRightInd w:val="0"/>
               <w:spacing w:line="240" w:lineRule="auto"/>
               <w:rPr>
-                <w:rFonts w:ascii="NanumMyeongjo" w:eastAsia="NanumMyeongjo" w:hAnsiTheme="minorHAnsi" w:cs="NanumMyeongjo" w:hint="eastAsia"/>
+                <w:rFonts w:ascii="NanumMyeongjo" w:eastAsia="NanumMyeongjo" w:hAnsiTheme="minorHAnsi" w:cs="NanumMyeongjo"/>
                 <w:color w:val="000000"/>
                 <w:sz w:val="20"/>
                 <w:szCs w:val="20"/>
@@ -29364,7 +29573,7 @@
               <w:adjustRightInd w:val="0"/>
               <w:spacing w:line="240" w:lineRule="auto"/>
               <w:rPr>
-                <w:rFonts w:ascii="NanumMyeongjo" w:eastAsia="NanumMyeongjo" w:hAnsiTheme="minorHAnsi" w:cs="NanumMyeongjo" w:hint="eastAsia"/>
+                <w:rFonts w:ascii="NanumMyeongjo" w:eastAsia="NanumMyeongjo" w:hAnsiTheme="minorHAnsi" w:cs="NanumMyeongjo"/>
                 <w:color w:val="000000"/>
                 <w:sz w:val="20"/>
                 <w:szCs w:val="20"/>
@@ -29449,7 +29658,47 @@
                 <w:sz w:val="20"/>
                 <w:szCs w:val="20"/>
               </w:rPr>
-              <w:t>(… 9 …)</w:t>
+              <w:t>(</w:t>
+            </w:r>
+            <w:proofErr w:type="gramStart"/>
+            <w:r>
+              <w:rPr>
+                <w:rFonts w:ascii="NanumMyeongjo" w:eastAsia="NanumMyeongjo" w:hAnsiTheme="minorHAnsi" w:cs="NanumMyeongjo" w:hint="eastAsia"/>
+                <w:color w:val="000000"/>
+                <w:sz w:val="20"/>
+                <w:szCs w:val="20"/>
+              </w:rPr>
+              <w:t>…</w:t>
+            </w:r>
+            <w:proofErr w:type="gramEnd"/>
+            <w:r>
+              <w:rPr>
+                <w:rFonts w:ascii="NanumMyeongjo" w:eastAsia="NanumMyeongjo" w:hAnsiTheme="minorHAnsi" w:cs="NanumMyeongjo" w:hint="eastAsia"/>
+                <w:color w:val="000000"/>
+                <w:sz w:val="20"/>
+                <w:szCs w:val="20"/>
+              </w:rPr>
+              <w:t xml:space="preserve"> 9 </w:t>
+            </w:r>
+            <w:proofErr w:type="gramStart"/>
+            <w:r>
+              <w:rPr>
+                <w:rFonts w:ascii="NanumMyeongjo" w:eastAsia="NanumMyeongjo" w:hAnsiTheme="minorHAnsi" w:cs="NanumMyeongjo" w:hint="eastAsia"/>
+                <w:color w:val="000000"/>
+                <w:sz w:val="20"/>
+                <w:szCs w:val="20"/>
+              </w:rPr>
+              <w:t>…</w:t>
+            </w:r>
+            <w:proofErr w:type="gramEnd"/>
+            <w:r>
+              <w:rPr>
+                <w:rFonts w:ascii="NanumMyeongjo" w:eastAsia="NanumMyeongjo" w:hAnsiTheme="minorHAnsi" w:cs="NanumMyeongjo" w:hint="eastAsia"/>
+                <w:color w:val="000000"/>
+                <w:sz w:val="20"/>
+                <w:szCs w:val="20"/>
+              </w:rPr>
+              <w:t>)</w:t>
             </w:r>
             <w:r>
               <w:rPr>
@@ -29496,7 +29745,7 @@
               <w:adjustRightInd w:val="0"/>
               <w:spacing w:line="240" w:lineRule="auto"/>
               <w:rPr>
-                <w:rFonts w:ascii="NanumMyeongjo" w:eastAsia="NanumMyeongjo" w:hAnsiTheme="minorHAnsi" w:cs="NanumMyeongjo" w:hint="eastAsia"/>
+                <w:rFonts w:ascii="NanumMyeongjo" w:eastAsia="NanumMyeongjo" w:hAnsiTheme="minorHAnsi" w:cs="NanumMyeongjo"/>
                 <w:color w:val="000000"/>
                 <w:sz w:val="20"/>
                 <w:szCs w:val="20"/>
@@ -29682,7 +29931,7 @@
               <w:adjustRightInd w:val="0"/>
               <w:spacing w:line="240" w:lineRule="auto"/>
               <w:rPr>
-                <w:rFonts w:ascii="NanumMyeongjo" w:eastAsia="NanumMyeongjo" w:hAnsiTheme="minorHAnsi" w:cs="NanumMyeongjo" w:hint="eastAsia"/>
+                <w:rFonts w:ascii="NanumMyeongjo" w:eastAsia="NanumMyeongjo" w:hAnsiTheme="minorHAnsi" w:cs="NanumMyeongjo"/>
                 <w:color w:val="000000"/>
                 <w:sz w:val="20"/>
                 <w:szCs w:val="20"/>
@@ -29796,7 +30045,7 @@
               <w:adjustRightInd w:val="0"/>
               <w:spacing w:line="240" w:lineRule="auto"/>
               <w:rPr>
-                <w:rFonts w:ascii="NanumMyeongjo" w:eastAsia="NanumMyeongjo" w:hAnsiTheme="minorHAnsi" w:cs="NanumMyeongjo" w:hint="eastAsia"/>
+                <w:rFonts w:ascii="NanumMyeongjo" w:eastAsia="NanumMyeongjo" w:hAnsiTheme="minorHAnsi" w:cs="NanumMyeongjo"/>
                 <w:color w:val="000000"/>
                 <w:sz w:val="20"/>
                 <w:szCs w:val="20"/>
@@ -29952,7 +30201,7 @@
               <w:adjustRightInd w:val="0"/>
               <w:spacing w:line="240" w:lineRule="auto"/>
               <w:rPr>
-                <w:rFonts w:ascii="NanumMyeongjo" w:eastAsia="NanumMyeongjo" w:hAnsiTheme="minorHAnsi" w:cs="NanumMyeongjo" w:hint="eastAsia"/>
+                <w:rFonts w:ascii="NanumMyeongjo" w:eastAsia="NanumMyeongjo" w:hAnsiTheme="minorHAnsi" w:cs="NanumMyeongjo"/>
                 <w:color w:val="000000"/>
                 <w:sz w:val="20"/>
                 <w:szCs w:val="20"/>
@@ -30222,7 +30471,7 @@
               <w:adjustRightInd w:val="0"/>
               <w:spacing w:line="240" w:lineRule="auto"/>
               <w:rPr>
-                <w:rFonts w:ascii="NanumMyeongjo" w:eastAsia="NanumMyeongjo" w:hAnsiTheme="minorHAnsi" w:cs="NanumMyeongjo" w:hint="eastAsia"/>
+                <w:rFonts w:ascii="NanumMyeongjo" w:eastAsia="NanumMyeongjo" w:hAnsiTheme="minorHAnsi" w:cs="NanumMyeongjo"/>
                 <w:color w:val="000000"/>
                 <w:sz w:val="20"/>
                 <w:szCs w:val="20"/>
@@ -30309,7 +30558,7 @@
               <w:adjustRightInd w:val="0"/>
               <w:spacing w:line="240" w:lineRule="auto"/>
               <w:rPr>
-                <w:rFonts w:ascii="NanumMyeongjo" w:eastAsia="NanumMyeongjo" w:hAnsiTheme="minorHAnsi" w:cs="NanumMyeongjo" w:hint="eastAsia"/>
+                <w:rFonts w:ascii="NanumMyeongjo" w:eastAsia="NanumMyeongjo" w:hAnsiTheme="minorHAnsi" w:cs="NanumMyeongjo"/>
                 <w:color w:val="000000"/>
                 <w:sz w:val="20"/>
                 <w:szCs w:val="20"/>
@@ -30322,6 +30571,7 @@
                 <w:sz w:val="20"/>
                 <w:szCs w:val="20"/>
               </w:rPr>
+              <w:lastRenderedPageBreak/>
               <w:t>8</w:t>
             </w:r>
             <w:r>
@@ -30394,7 +30644,27 @@
                 <w:sz w:val="20"/>
                 <w:szCs w:val="20"/>
               </w:rPr>
-              <w:t>(… 8 7 3 4)</w:t>
+              <w:t>(</w:t>
+            </w:r>
+            <w:proofErr w:type="gramStart"/>
+            <w:r>
+              <w:rPr>
+                <w:rFonts w:ascii="NanumMyeongjo" w:eastAsia="NanumMyeongjo" w:hAnsiTheme="minorHAnsi" w:cs="NanumMyeongjo" w:hint="eastAsia"/>
+                <w:color w:val="000000"/>
+                <w:sz w:val="20"/>
+                <w:szCs w:val="20"/>
+              </w:rPr>
+              <w:t>…</w:t>
+            </w:r>
+            <w:proofErr w:type="gramEnd"/>
+            <w:r>
+              <w:rPr>
+                <w:rFonts w:ascii="NanumMyeongjo" w:eastAsia="NanumMyeongjo" w:hAnsiTheme="minorHAnsi" w:cs="NanumMyeongjo" w:hint="eastAsia"/>
+                <w:color w:val="000000"/>
+                <w:sz w:val="20"/>
+                <w:szCs w:val="20"/>
+              </w:rPr>
+              <w:t xml:space="preserve"> 8 7 3 4)</w:t>
             </w:r>
             <w:r>
               <w:rPr>
@@ -30477,7 +30747,7 @@
               <w:adjustRightInd w:val="0"/>
               <w:spacing w:line="240" w:lineRule="auto"/>
               <w:rPr>
-                <w:rFonts w:ascii="NanumMyeongjo" w:eastAsia="NanumMyeongjo" w:hAnsiTheme="minorHAnsi" w:cs="NanumMyeongjo" w:hint="eastAsia"/>
+                <w:rFonts w:ascii="NanumMyeongjo" w:eastAsia="NanumMyeongjo" w:hAnsiTheme="minorHAnsi" w:cs="NanumMyeongjo"/>
                 <w:color w:val="000000"/>
                 <w:sz w:val="20"/>
                 <w:szCs w:val="20"/>
@@ -30490,7 +30760,6 @@
                 <w:sz w:val="20"/>
                 <w:szCs w:val="20"/>
               </w:rPr>
-              <w:lastRenderedPageBreak/>
               <w:t>4</w:t>
             </w:r>
             <w:r>
@@ -30682,7 +30951,7 @@
               <w:adjustRightInd w:val="0"/>
               <w:spacing w:line="240" w:lineRule="auto"/>
               <w:rPr>
-                <w:rFonts w:ascii="NanumMyeongjo" w:eastAsia="NanumMyeongjo" w:hAnsiTheme="minorHAnsi" w:cs="NanumMyeongjo" w:hint="eastAsia"/>
+                <w:rFonts w:ascii="NanumMyeongjo" w:eastAsia="NanumMyeongjo" w:hAnsiTheme="minorHAnsi" w:cs="NanumMyeongjo"/>
                 <w:color w:val="000000"/>
                 <w:sz w:val="20"/>
                 <w:szCs w:val="20"/>
@@ -30877,7 +31146,7 @@
               <w:adjustRightInd w:val="0"/>
               <w:spacing w:line="240" w:lineRule="auto"/>
               <w:rPr>
-                <w:rFonts w:ascii="NanumMyeongjo" w:eastAsia="NanumMyeongjo" w:hAnsiTheme="minorHAnsi" w:cs="NanumMyeongjo" w:hint="eastAsia"/>
+                <w:rFonts w:ascii="NanumMyeongjo" w:eastAsia="NanumMyeongjo" w:hAnsiTheme="minorHAnsi" w:cs="NanumMyeongjo"/>
                 <w:color w:val="000000"/>
                 <w:sz w:val="20"/>
                 <w:szCs w:val="20"/>
@@ -30982,7 +31251,7 @@
               <w:adjustRightInd w:val="0"/>
               <w:spacing w:line="240" w:lineRule="auto"/>
               <w:rPr>
-                <w:rFonts w:ascii="NanumMyeongjo" w:eastAsia="NanumMyeongjo" w:hAnsiTheme="minorHAnsi" w:cs="NanumMyeongjo" w:hint="eastAsia"/>
+                <w:rFonts w:ascii="NanumMyeongjo" w:eastAsia="NanumMyeongjo" w:hAnsiTheme="minorHAnsi" w:cs="NanumMyeongjo"/>
                 <w:color w:val="000000"/>
                 <w:sz w:val="20"/>
                 <w:szCs w:val="20"/>
@@ -31105,6 +31374,7 @@
               </w:rPr>
               <w:t xml:space="preserve"> </w:t>
             </w:r>
+            <w:proofErr w:type="spellStart"/>
             <w:r>
               <w:rPr>
                 <w:rFonts w:ascii="바탕" w:eastAsia="바탕" w:hAnsi="바탕" w:cs="바탕" w:hint="eastAsia"/>
@@ -31114,6 +31384,7 @@
               </w:rPr>
               <w:t>개뿐이라</w:t>
             </w:r>
+            <w:proofErr w:type="spellEnd"/>
             <w:r>
               <w:rPr>
                 <w:rFonts w:ascii="NanumMyeongjo" w:eastAsia="NanumMyeongjo" w:hAnsiTheme="minorHAnsi" w:cs="NanumMyeongjo" w:hint="eastAsia"/>
@@ -31201,7 +31472,7 @@
               <w:adjustRightInd w:val="0"/>
               <w:spacing w:line="240" w:lineRule="auto"/>
               <w:rPr>
-                <w:rFonts w:ascii="NanumMyeongjo" w:eastAsia="NanumMyeongjo" w:hAnsiTheme="minorHAnsi" w:cs="NanumMyeongjo" w:hint="eastAsia"/>
+                <w:rFonts w:ascii="NanumMyeongjo" w:eastAsia="NanumMyeongjo" w:hAnsiTheme="minorHAnsi" w:cs="NanumMyeongjo"/>
                 <w:color w:val="000000"/>
                 <w:sz w:val="20"/>
                 <w:szCs w:val="20"/>
@@ -31288,7 +31559,7 @@
               <w:adjustRightInd w:val="0"/>
               <w:spacing w:line="240" w:lineRule="auto"/>
               <w:rPr>
-                <w:rFonts w:ascii="NanumMyeongjo" w:eastAsia="NanumMyeongjo" w:hAnsiTheme="minorHAnsi" w:cs="NanumMyeongjo" w:hint="eastAsia"/>
+                <w:rFonts w:ascii="NanumMyeongjo" w:eastAsia="NanumMyeongjo" w:hAnsiTheme="minorHAnsi" w:cs="NanumMyeongjo"/>
                 <w:color w:val="000000"/>
                 <w:sz w:val="20"/>
                 <w:szCs w:val="20"/>
@@ -31456,7 +31727,7 @@
               <w:adjustRightInd w:val="0"/>
               <w:spacing w:line="240" w:lineRule="auto"/>
               <w:rPr>
-                <w:rFonts w:ascii="NanumMyeongjo" w:eastAsia="NanumMyeongjo" w:hAnsiTheme="minorHAnsi" w:cs="NanumMyeongjo" w:hint="eastAsia"/>
+                <w:rFonts w:ascii="NanumMyeongjo" w:eastAsia="NanumMyeongjo" w:hAnsiTheme="minorHAnsi" w:cs="NanumMyeongjo"/>
                 <w:color w:val="000000"/>
                 <w:sz w:val="20"/>
                 <w:szCs w:val="20"/>
@@ -31642,7 +31913,7 @@
               <w:adjustRightInd w:val="0"/>
               <w:spacing w:line="240" w:lineRule="auto"/>
               <w:rPr>
-                <w:rFonts w:ascii="NanumMyeongjo" w:eastAsia="NanumMyeongjo" w:hAnsiTheme="minorHAnsi" w:cs="NanumMyeongjo" w:hint="eastAsia"/>
+                <w:rFonts w:ascii="NanumMyeongjo" w:eastAsia="NanumMyeongjo" w:hAnsiTheme="minorHAnsi" w:cs="NanumMyeongjo"/>
                 <w:color w:val="000000"/>
                 <w:sz w:val="20"/>
                 <w:szCs w:val="20"/>
@@ -31819,7 +32090,7 @@
               <w:adjustRightInd w:val="0"/>
               <w:spacing w:line="240" w:lineRule="auto"/>
               <w:rPr>
-                <w:rFonts w:ascii="NanumMyeongjo" w:eastAsia="NanumMyeongjo" w:hAnsiTheme="minorHAnsi" w:cs="NanumMyeongjo" w:hint="eastAsia"/>
+                <w:rFonts w:ascii="NanumMyeongjo" w:eastAsia="NanumMyeongjo" w:hAnsiTheme="minorHAnsi" w:cs="NanumMyeongjo"/>
                 <w:color w:val="000000"/>
                 <w:sz w:val="20"/>
                 <w:szCs w:val="20"/>
@@ -31861,7 +32132,7 @@
               <w:adjustRightInd w:val="0"/>
               <w:spacing w:line="240" w:lineRule="auto"/>
               <w:rPr>
-                <w:rFonts w:ascii="NanumMyeongjo" w:eastAsia="NanumMyeongjo" w:hAnsiTheme="minorHAnsi" w:cs="NanumMyeongjo" w:hint="eastAsia"/>
+                <w:rFonts w:ascii="NanumMyeongjo" w:eastAsia="NanumMyeongjo" w:hAnsiTheme="minorHAnsi" w:cs="NanumMyeongjo"/>
                 <w:color w:val="000000"/>
                 <w:sz w:val="20"/>
                 <w:szCs w:val="20"/>
@@ -32116,7 +32387,7 @@
               <w:adjustRightInd w:val="0"/>
               <w:spacing w:line="240" w:lineRule="auto"/>
               <w:rPr>
-                <w:rFonts w:ascii="NanumMyeongjo" w:eastAsia="NanumMyeongjo" w:hAnsiTheme="minorHAnsi" w:cs="NanumMyeongjo" w:hint="eastAsia"/>
+                <w:rFonts w:ascii="NanumMyeongjo" w:eastAsia="NanumMyeongjo" w:hAnsiTheme="minorHAnsi" w:cs="NanumMyeongjo"/>
                 <w:color w:val="000000"/>
                 <w:sz w:val="20"/>
                 <w:szCs w:val="20"/>
@@ -32176,6 +32447,7 @@
               </w:rPr>
               <w:t xml:space="preserve"> </w:t>
             </w:r>
+            <w:proofErr w:type="spellStart"/>
             <w:r>
               <w:rPr>
                 <w:rFonts w:ascii="바탕" w:eastAsia="바탕" w:hAnsi="바탕" w:cs="바탕" w:hint="eastAsia"/>
@@ -32203,6 +32475,7 @@
               </w:rPr>
               <w:t>만</w:t>
             </w:r>
+            <w:proofErr w:type="spellEnd"/>
             <w:r>
               <w:rPr>
                 <w:rFonts w:ascii="NanumMyeongjo" w:eastAsia="NanumMyeongjo" w:hAnsiTheme="minorHAnsi" w:cs="NanumMyeongjo" w:hint="eastAsia"/>
@@ -32248,7 +32521,7 @@
               <w:adjustRightInd w:val="0"/>
               <w:spacing w:line="240" w:lineRule="auto"/>
               <w:rPr>
-                <w:rFonts w:ascii="NanumMyeongjo" w:eastAsia="NanumMyeongjo" w:hAnsiTheme="minorHAnsi" w:cs="NanumMyeongjo" w:hint="eastAsia"/>
+                <w:rFonts w:ascii="NanumMyeongjo" w:eastAsia="NanumMyeongjo" w:hAnsiTheme="minorHAnsi" w:cs="NanumMyeongjo"/>
                 <w:color w:val="000000"/>
                 <w:sz w:val="20"/>
                 <w:szCs w:val="20"/>
@@ -32353,6 +32626,7 @@
               </w:rPr>
               <w:t xml:space="preserve"> </w:t>
             </w:r>
+            <w:proofErr w:type="spellStart"/>
             <w:r>
               <w:rPr>
                 <w:rFonts w:ascii="바탕" w:eastAsia="바탕" w:hAnsi="바탕" w:cs="바탕" w:hint="eastAsia"/>
@@ -32362,6 +32636,7 @@
               </w:rPr>
               <w:t>숫자열은</w:t>
             </w:r>
+            <w:proofErr w:type="spellEnd"/>
             <w:r>
               <w:rPr>
                 <w:rFonts w:ascii="NanumMyeongjo" w:eastAsia="NanumMyeongjo" w:hAnsiTheme="minorHAnsi" w:cs="NanumMyeongjo" w:hint="eastAsia"/>
@@ -32416,7 +32691,7 @@
               <w:adjustRightInd w:val="0"/>
               <w:spacing w:line="240" w:lineRule="auto"/>
               <w:rPr>
-                <w:rFonts w:ascii="NanumMyeongjo" w:eastAsia="NanumMyeongjo" w:hAnsiTheme="minorHAnsi" w:cs="NanumMyeongjo" w:hint="eastAsia"/>
+                <w:rFonts w:ascii="NanumMyeongjo" w:eastAsia="NanumMyeongjo" w:hAnsiTheme="minorHAnsi" w:cs="NanumMyeongjo"/>
                 <w:color w:val="000000"/>
                 <w:sz w:val="20"/>
                 <w:szCs w:val="20"/>
@@ -32608,7 +32883,7 @@
               <w:adjustRightInd w:val="0"/>
               <w:spacing w:line="240" w:lineRule="auto"/>
               <w:rPr>
-                <w:rFonts w:ascii="NanumMyeongjo" w:eastAsia="NanumMyeongjo" w:hAnsiTheme="minorHAnsi" w:cs="NanumMyeongjo" w:hint="eastAsia"/>
+                <w:rFonts w:ascii="NanumMyeongjo" w:eastAsia="NanumMyeongjo" w:hAnsiTheme="minorHAnsi" w:cs="NanumMyeongjo"/>
                 <w:color w:val="000000"/>
                 <w:sz w:val="20"/>
                 <w:szCs w:val="20"/>
@@ -32722,7 +32997,7 @@
               <w:adjustRightInd w:val="0"/>
               <w:spacing w:line="240" w:lineRule="auto"/>
               <w:rPr>
-                <w:rFonts w:ascii="NanumMyeongjo" w:eastAsia="NanumMyeongjo" w:hAnsiTheme="minorHAnsi" w:cs="NanumMyeongjo" w:hint="eastAsia"/>
+                <w:rFonts w:ascii="NanumMyeongjo" w:eastAsia="NanumMyeongjo" w:hAnsiTheme="minorHAnsi" w:cs="NanumMyeongjo"/>
                 <w:color w:val="000000"/>
                 <w:sz w:val="20"/>
                 <w:szCs w:val="20"/>
@@ -32935,7 +33210,7 @@
               <w:adjustRightInd w:val="0"/>
               <w:spacing w:line="240" w:lineRule="auto"/>
               <w:rPr>
-                <w:rFonts w:ascii="NanumMyeongjo" w:eastAsia="NanumMyeongjo" w:hAnsiTheme="minorHAnsi" w:cs="NanumMyeongjo" w:hint="eastAsia"/>
+                <w:rFonts w:ascii="NanumMyeongjo" w:eastAsia="NanumMyeongjo" w:hAnsiTheme="minorHAnsi" w:cs="NanumMyeongjo"/>
                 <w:color w:val="000000"/>
                 <w:sz w:val="20"/>
                 <w:szCs w:val="20"/>
@@ -33067,6 +33342,7 @@
               </w:rPr>
               <w:t xml:space="preserve"> </w:t>
             </w:r>
+            <w:proofErr w:type="spellStart"/>
             <w:r>
               <w:rPr>
                 <w:rFonts w:ascii="바탕" w:eastAsia="바탕" w:hAnsi="바탕" w:cs="바탕" w:hint="eastAsia"/>
@@ -33094,6 +33370,7 @@
               </w:rPr>
               <w:t>을</w:t>
             </w:r>
+            <w:proofErr w:type="spellEnd"/>
             <w:r>
               <w:rPr>
                 <w:rFonts w:ascii="NanumMyeongjo" w:eastAsia="NanumMyeongjo" w:hAnsiTheme="minorHAnsi" w:cs="NanumMyeongjo" w:hint="eastAsia"/>
@@ -33163,7 +33440,7 @@
               <w:adjustRightInd w:val="0"/>
               <w:spacing w:line="240" w:lineRule="auto"/>
               <w:rPr>
-                <w:rFonts w:ascii="NanumMyeongjo" w:eastAsia="NanumMyeongjo" w:hAnsiTheme="minorHAnsi" w:cs="NanumMyeongjo" w:hint="eastAsia"/>
+                <w:rFonts w:ascii="NanumMyeongjo" w:eastAsia="NanumMyeongjo" w:hAnsiTheme="minorHAnsi" w:cs="NanumMyeongjo"/>
                 <w:color w:val="000000"/>
                 <w:sz w:val="20"/>
                 <w:szCs w:val="20"/>
@@ -33331,7 +33608,7 @@
               <w:adjustRightInd w:val="0"/>
               <w:spacing w:line="240" w:lineRule="auto"/>
               <w:rPr>
-                <w:rFonts w:ascii="NanumMyeongjo" w:eastAsia="NanumMyeongjo" w:hAnsiTheme="minorHAnsi" w:cs="NanumMyeongjo" w:hint="eastAsia"/>
+                <w:rFonts w:ascii="NanumMyeongjo" w:eastAsia="NanumMyeongjo" w:hAnsiTheme="minorHAnsi" w:cs="NanumMyeongjo"/>
                 <w:color w:val="000000"/>
                 <w:sz w:val="20"/>
                 <w:szCs w:val="20"/>
@@ -33544,7 +33821,7 @@
               <w:adjustRightInd w:val="0"/>
               <w:spacing w:line="240" w:lineRule="auto"/>
               <w:rPr>
-                <w:rFonts w:ascii="NanumMyeongjo" w:eastAsia="NanumMyeongjo" w:hAnsiTheme="minorHAnsi" w:cs="NanumMyeongjo" w:hint="eastAsia"/>
+                <w:rFonts w:ascii="NanumMyeongjo" w:eastAsia="NanumMyeongjo" w:hAnsiTheme="minorHAnsi" w:cs="NanumMyeongjo"/>
                 <w:color w:val="000000"/>
                 <w:sz w:val="20"/>
                 <w:szCs w:val="20"/>
@@ -33673,7 +33950,7 @@
               <w:adjustRightInd w:val="0"/>
               <w:spacing w:line="240" w:lineRule="auto"/>
               <w:rPr>
-                <w:rFonts w:ascii="NanumMyeongjo" w:eastAsia="NanumMyeongjo" w:hAnsiTheme="minorHAnsi" w:cs="NanumMyeongjo" w:hint="eastAsia"/>
+                <w:rFonts w:ascii="NanumMyeongjo" w:eastAsia="NanumMyeongjo" w:hAnsiTheme="minorHAnsi" w:cs="NanumMyeongjo"/>
                 <w:color w:val="000000"/>
                 <w:sz w:val="20"/>
                 <w:szCs w:val="20"/>
@@ -33904,7 +34181,7 @@
               <w:adjustRightInd w:val="0"/>
               <w:spacing w:line="240" w:lineRule="auto"/>
               <w:rPr>
-                <w:rFonts w:ascii="NanumMyeongjo" w:eastAsia="NanumMyeongjo" w:hAnsiTheme="minorHAnsi" w:cs="NanumMyeongjo" w:hint="eastAsia"/>
+                <w:rFonts w:ascii="NanumMyeongjo" w:eastAsia="NanumMyeongjo" w:hAnsiTheme="minorHAnsi" w:cs="NanumMyeongjo"/>
                 <w:color w:val="000000"/>
                 <w:sz w:val="20"/>
                 <w:szCs w:val="20"/>
@@ -33970,7 +34247,7 @@
               <w:adjustRightInd w:val="0"/>
               <w:spacing w:line="240" w:lineRule="auto"/>
               <w:rPr>
-                <w:rFonts w:ascii="NanumMyeongjo" w:eastAsia="NanumMyeongjo" w:hAnsiTheme="minorHAnsi" w:cs="NanumMyeongjo" w:hint="eastAsia"/>
+                <w:rFonts w:ascii="NanumMyeongjo" w:eastAsia="NanumMyeongjo" w:hAnsiTheme="minorHAnsi" w:cs="NanumMyeongjo"/>
                 <w:color w:val="000000"/>
                 <w:sz w:val="20"/>
                 <w:szCs w:val="20"/>
@@ -34174,6 +34451,7 @@
               </w:rPr>
               <w:t xml:space="preserve"> </w:t>
             </w:r>
+            <w:proofErr w:type="spellStart"/>
             <w:r>
               <w:rPr>
                 <w:rFonts w:ascii="바탕" w:eastAsia="바탕" w:hAnsi="바탕" w:cs="바탕" w:hint="eastAsia"/>
@@ -34201,6 +34479,7 @@
               </w:rPr>
               <w:t>보다</w:t>
             </w:r>
+            <w:proofErr w:type="spellEnd"/>
             <w:r>
               <w:rPr>
                 <w:rFonts w:ascii="NanumMyeongjo" w:eastAsia="NanumMyeongjo" w:hAnsiTheme="minorHAnsi" w:cs="NanumMyeongjo" w:hint="eastAsia"/>
@@ -34252,7 +34531,7 @@
               <w:adjustRightInd w:val="0"/>
               <w:spacing w:line="240" w:lineRule="auto"/>
               <w:rPr>
-                <w:rFonts w:ascii="NanumMyeongjo" w:eastAsia="NanumMyeongjo" w:hAnsiTheme="minorHAnsi" w:cs="NanumMyeongjo" w:hint="eastAsia"/>
+                <w:rFonts w:ascii="NanumMyeongjo" w:eastAsia="NanumMyeongjo" w:hAnsiTheme="minorHAnsi" w:cs="NanumMyeongjo"/>
                 <w:color w:val="000000"/>
                 <w:sz w:val="20"/>
                 <w:szCs w:val="20"/>
@@ -34265,6 +34544,7 @@
                 <w:sz w:val="20"/>
                 <w:szCs w:val="20"/>
               </w:rPr>
+              <w:lastRenderedPageBreak/>
               <w:t>우리는</w:t>
             </w:r>
             <w:r>
@@ -34375,7 +34655,7 @@
               <w:adjustRightInd w:val="0"/>
               <w:spacing w:line="240" w:lineRule="auto"/>
               <w:rPr>
-                <w:rFonts w:ascii="NanumMyeongjo" w:eastAsia="NanumMyeongjo" w:hAnsiTheme="minorHAnsi" w:cs="NanumMyeongjo" w:hint="eastAsia"/>
+                <w:rFonts w:ascii="NanumMyeongjo" w:eastAsia="NanumMyeongjo" w:hAnsiTheme="minorHAnsi" w:cs="NanumMyeongjo"/>
                 <w:color w:val="000000"/>
                 <w:sz w:val="20"/>
                 <w:szCs w:val="20"/>
@@ -34654,7 +34934,7 @@
               <w:adjustRightInd w:val="0"/>
               <w:spacing w:line="240" w:lineRule="auto"/>
               <w:rPr>
-                <w:rFonts w:ascii="NanumMyeongjo" w:eastAsia="NanumMyeongjo" w:hAnsiTheme="minorHAnsi" w:cs="NanumMyeongjo" w:hint="eastAsia"/>
+                <w:rFonts w:ascii="NanumMyeongjo" w:eastAsia="NanumMyeongjo" w:hAnsiTheme="minorHAnsi" w:cs="NanumMyeongjo"/>
                 <w:color w:val="000000"/>
                 <w:sz w:val="20"/>
                 <w:szCs w:val="20"/>
@@ -34667,7 +34947,6 @@
                 <w:sz w:val="20"/>
                 <w:szCs w:val="20"/>
               </w:rPr>
-              <w:lastRenderedPageBreak/>
               <w:t>즉</w:t>
             </w:r>
             <w:r>
@@ -34937,7 +35216,7 @@
               <w:adjustRightInd w:val="0"/>
               <w:spacing w:line="240" w:lineRule="auto"/>
               <w:rPr>
-                <w:rFonts w:ascii="NanumMyeongjo" w:eastAsia="NanumMyeongjo" w:hAnsiTheme="minorHAnsi" w:cs="NanumMyeongjo" w:hint="eastAsia"/>
+                <w:rFonts w:ascii="NanumMyeongjo" w:eastAsia="NanumMyeongjo" w:hAnsiTheme="minorHAnsi" w:cs="NanumMyeongjo"/>
                 <w:color w:val="000000"/>
                 <w:sz w:val="20"/>
                 <w:szCs w:val="20"/>
@@ -35153,7 +35432,7 @@
               <w:adjustRightInd w:val="0"/>
               <w:spacing w:line="240" w:lineRule="auto"/>
               <w:rPr>
-                <w:rFonts w:ascii="NanumMyeongjo" w:eastAsia="NanumMyeongjo" w:hAnsiTheme="minorHAnsi" w:cs="NanumMyeongjo" w:hint="eastAsia"/>
+                <w:rFonts w:ascii="NanumMyeongjo" w:eastAsia="NanumMyeongjo" w:hAnsiTheme="minorHAnsi" w:cs="NanumMyeongjo"/>
                 <w:color w:val="000000"/>
                 <w:sz w:val="20"/>
                 <w:szCs w:val="20"/>
@@ -35270,7 +35549,7 @@
               <w:adjustRightInd w:val="0"/>
               <w:spacing w:line="240" w:lineRule="auto"/>
               <w:rPr>
-                <w:rFonts w:ascii="NanumMyeongjo" w:eastAsia="NanumMyeongjo" w:hAnsiTheme="minorHAnsi" w:cs="NanumMyeongjo" w:hint="eastAsia"/>
+                <w:rFonts w:ascii="NanumMyeongjo" w:eastAsia="NanumMyeongjo" w:hAnsiTheme="minorHAnsi" w:cs="NanumMyeongjo"/>
                 <w:color w:val="000000"/>
                 <w:sz w:val="20"/>
                 <w:szCs w:val="20"/>
@@ -35348,6 +35627,7 @@
               </w:rPr>
               <w:t xml:space="preserve"> </w:t>
             </w:r>
+            <w:proofErr w:type="spellStart"/>
             <w:r>
               <w:rPr>
                 <w:rFonts w:ascii="바탕" w:eastAsia="바탕" w:hAnsi="바탕" w:cs="바탕" w:hint="eastAsia"/>
@@ -35375,6 +35655,7 @@
               </w:rPr>
               <w:t>는</w:t>
             </w:r>
+            <w:proofErr w:type="spellEnd"/>
             <w:r>
               <w:rPr>
                 <w:rFonts w:ascii="NanumMyeongjo" w:eastAsia="NanumMyeongjo" w:hAnsiTheme="minorHAnsi" w:cs="NanumMyeongjo" w:hint="eastAsia"/>
@@ -35459,7 +35740,7 @@
               <w:adjustRightInd w:val="0"/>
               <w:spacing w:line="240" w:lineRule="auto"/>
               <w:rPr>
-                <w:rFonts w:ascii="NanumMyeongjo" w:eastAsia="NanumMyeongjo" w:hAnsiTheme="minorHAnsi" w:cs="NanumMyeongjo" w:hint="eastAsia"/>
+                <w:rFonts w:ascii="NanumMyeongjo" w:eastAsia="NanumMyeongjo" w:hAnsiTheme="minorHAnsi" w:cs="NanumMyeongjo"/>
                 <w:color w:val="000000"/>
                 <w:sz w:val="20"/>
                 <w:szCs w:val="20"/>
@@ -35525,7 +35806,7 @@
               <w:adjustRightInd w:val="0"/>
               <w:spacing w:line="240" w:lineRule="auto"/>
               <w:rPr>
-                <w:rFonts w:ascii="NanumMyeongjo" w:eastAsia="NanumMyeongjo" w:hAnsiTheme="minorHAnsi" w:cs="NanumMyeongjo" w:hint="eastAsia"/>
+                <w:rFonts w:ascii="NanumMyeongjo" w:eastAsia="NanumMyeongjo" w:hAnsiTheme="minorHAnsi" w:cs="NanumMyeongjo"/>
                 <w:color w:val="000000"/>
                 <w:sz w:val="20"/>
                 <w:szCs w:val="20"/>
@@ -35549,7 +35830,7 @@
               <w:adjustRightInd w:val="0"/>
               <w:spacing w:line="240" w:lineRule="auto"/>
               <w:rPr>
-                <w:rFonts w:ascii="NanumMyeongjo" w:eastAsia="NanumMyeongjo" w:hAnsiTheme="minorHAnsi" w:cs="NanumMyeongjo" w:hint="eastAsia"/>
+                <w:rFonts w:ascii="NanumMyeongjo" w:eastAsia="NanumMyeongjo" w:hAnsiTheme="minorHAnsi" w:cs="NanumMyeongjo"/>
                 <w:color w:val="000000"/>
                 <w:sz w:val="20"/>
                 <w:szCs w:val="20"/>
@@ -35618,6 +35899,7 @@
               </w:rPr>
               <w:t xml:space="preserve"> </w:t>
             </w:r>
+            <w:proofErr w:type="spellStart"/>
             <w:r>
               <w:rPr>
                 <w:rFonts w:ascii="바탕" w:eastAsia="바탕" w:hAnsi="바탕" w:cs="바탕" w:hint="eastAsia"/>
@@ -35645,6 +35927,7 @@
               </w:rPr>
               <w:t>에서</w:t>
             </w:r>
+            <w:proofErr w:type="spellEnd"/>
             <w:r>
               <w:rPr>
                 <w:rFonts w:ascii="NanumMyeongjo" w:eastAsia="NanumMyeongjo" w:hAnsiTheme="minorHAnsi" w:cs="NanumMyeongjo" w:hint="eastAsia"/>
@@ -35747,7 +36030,7 @@
               <w:adjustRightInd w:val="0"/>
               <w:spacing w:line="240" w:lineRule="auto"/>
               <w:rPr>
-                <w:rFonts w:ascii="NanumMyeongjo" w:eastAsia="NanumMyeongjo" w:hAnsiTheme="minorHAnsi" w:cs="NanumMyeongjo" w:hint="eastAsia"/>
+                <w:rFonts w:ascii="NanumMyeongjo" w:eastAsia="NanumMyeongjo" w:hAnsiTheme="minorHAnsi" w:cs="NanumMyeongjo"/>
                 <w:color w:val="000000"/>
                 <w:sz w:val="20"/>
                 <w:szCs w:val="20"/>
@@ -35780,7 +36063,7 @@
               <w:adjustRightInd w:val="0"/>
               <w:spacing w:line="240" w:lineRule="auto"/>
               <w:rPr>
-                <w:rFonts w:ascii="NanumMyeongjo" w:eastAsia="NanumMyeongjo" w:hAnsiTheme="minorHAnsi" w:cs="NanumMyeongjo" w:hint="eastAsia"/>
+                <w:rFonts w:ascii="NanumMyeongjo" w:eastAsia="NanumMyeongjo" w:hAnsiTheme="minorHAnsi" w:cs="NanumMyeongjo"/>
                 <w:color w:val="000000"/>
                 <w:sz w:val="20"/>
                 <w:szCs w:val="20"/>
@@ -35793,7 +36076,7 @@
     <w:p>
       <w:pPr>
         <w:rPr>
-          <w:rFonts w:ascii="Consolas" w:eastAsiaTheme="minorHAnsi" w:hAnsi="Consolas" w:hint="eastAsia"/>
+          <w:rFonts w:ascii="Consolas" w:eastAsiaTheme="minorHAnsi" w:hAnsi="Consolas"/>
           <w:sz w:val="24"/>
           <w:szCs w:val="24"/>
         </w:rPr>
@@ -35804,7 +36087,7 @@
         <w:pStyle w:val="a7"/>
         <w:ind w:leftChars="0" w:left="400"/>
         <w:rPr>
-          <w:rFonts w:ascii="Consolas" w:eastAsiaTheme="minorHAnsi" w:hAnsi="Consolas" w:hint="eastAsia"/>
+          <w:rFonts w:ascii="Consolas" w:eastAsiaTheme="minorHAnsi" w:hAnsi="Consolas"/>
           <w:sz w:val="24"/>
           <w:szCs w:val="24"/>
         </w:rPr>
@@ -35819,7 +36102,7 @@
         </w:numPr>
         <w:ind w:leftChars="0"/>
         <w:rPr>
-          <w:rFonts w:ascii="Consolas" w:eastAsiaTheme="minorHAnsi" w:hAnsi="Consolas" w:cs="Consolas" w:hint="eastAsia"/>
+          <w:rFonts w:ascii="Consolas" w:eastAsiaTheme="minorHAnsi" w:hAnsi="Consolas" w:cs="Consolas"/>
           <w:sz w:val="24"/>
           <w:szCs w:val="24"/>
         </w:rPr>
@@ -35958,7 +36241,7 @@
         <w:pStyle w:val="a7"/>
         <w:ind w:leftChars="0" w:left="0"/>
         <w:rPr>
-          <w:rFonts w:ascii="Consolas" w:eastAsiaTheme="minorHAnsi" w:hAnsi="Consolas" w:cs="Consolas" w:hint="eastAsia"/>
+          <w:rFonts w:ascii="Consolas" w:eastAsiaTheme="minorHAnsi" w:hAnsi="Consolas" w:cs="Consolas"/>
           <w:sz w:val="24"/>
           <w:szCs w:val="24"/>
         </w:rPr>
@@ -36321,7 +36604,7 @@
         <w:pStyle w:val="a7"/>
         <w:ind w:leftChars="0" w:left="0"/>
         <w:rPr>
-          <w:rFonts w:ascii="Consolas" w:eastAsiaTheme="minorHAnsi" w:hAnsi="Consolas" w:cs="Consolas" w:hint="eastAsia"/>
+          <w:rFonts w:ascii="Consolas" w:eastAsiaTheme="minorHAnsi" w:hAnsi="Consolas" w:cs="Consolas"/>
           <w:sz w:val="24"/>
           <w:szCs w:val="24"/>
         </w:rPr>
@@ -36653,6 +36936,7 @@
           <w:szCs w:val="24"/>
         </w:rPr>
       </w:pPr>
+      <w:proofErr w:type="gramStart"/>
       <w:r>
         <w:rPr>
           <w:rFonts w:ascii="Consolas" w:eastAsiaTheme="minorHAnsi" w:hAnsi="Consolas" w:cs="Consolas"/>
@@ -36671,7 +36955,18 @@
           <w:sz w:val="24"/>
           <w:szCs w:val="24"/>
         </w:rPr>
-        <w:t xml:space="preserve"> : </w:t>
+        <w:t xml:space="preserve"> :</w:t>
+      </w:r>
+      <w:proofErr w:type="gramEnd"/>
+      <w:r>
+        <w:rPr>
+          <w:rFonts w:ascii="Consolas" w:eastAsiaTheme="minorHAnsi" w:hAnsi="Consolas" w:cs="Consolas"/>
+          <w:bCs/>
+          <w:color w:val="FF0000"/>
+          <w:sz w:val="24"/>
+          <w:szCs w:val="24"/>
+        </w:rPr>
+        <w:t xml:space="preserve"> </w:t>
       </w:r>
       <w:r>
         <w:rPr>
@@ -36746,7 +37041,7 @@
               <w:adjustRightInd w:val="0"/>
               <w:spacing w:line="240" w:lineRule="auto"/>
               <w:rPr>
-                <w:rFonts w:ascii="NanumMyeongjo" w:eastAsia="NanumMyeongjo" w:hAnsiTheme="minorHAnsi" w:cs="NanumMyeongjo" w:hint="eastAsia"/>
+                <w:rFonts w:ascii="NanumMyeongjo" w:eastAsia="NanumMyeongjo" w:hAnsiTheme="minorHAnsi" w:cs="NanumMyeongjo"/>
                 <w:color w:val="000000"/>
                 <w:sz w:val="20"/>
                 <w:szCs w:val="20"/>
@@ -36759,6 +37054,7 @@
                 <w:sz w:val="20"/>
                 <w:szCs w:val="20"/>
               </w:rPr>
+              <w:lastRenderedPageBreak/>
               <w:t>핵심</w:t>
             </w:r>
             <w:r>
@@ -36902,7 +37198,7 @@
               <w:adjustRightInd w:val="0"/>
               <w:spacing w:line="240" w:lineRule="auto"/>
               <w:rPr>
-                <w:rFonts w:ascii="NanumMyeongjo" w:eastAsia="NanumMyeongjo" w:hAnsiTheme="minorHAnsi" w:cs="NanumMyeongjo" w:hint="eastAsia"/>
+                <w:rFonts w:ascii="NanumMyeongjo" w:eastAsia="NanumMyeongjo" w:hAnsiTheme="minorHAnsi" w:cs="NanumMyeongjo"/>
                 <w:color w:val="000000"/>
                 <w:sz w:val="20"/>
                 <w:szCs w:val="20"/>
@@ -36971,7 +37267,7 @@
               <w:adjustRightInd w:val="0"/>
               <w:spacing w:line="240" w:lineRule="auto"/>
               <w:rPr>
-                <w:rFonts w:ascii="NanumMyeongjo" w:eastAsia="NanumMyeongjo" w:hAnsiTheme="minorHAnsi" w:cs="NanumMyeongjo" w:hint="eastAsia"/>
+                <w:rFonts w:ascii="NanumMyeongjo" w:eastAsia="NanumMyeongjo" w:hAnsiTheme="minorHAnsi" w:cs="NanumMyeongjo"/>
                 <w:color w:val="000000"/>
                 <w:sz w:val="20"/>
                 <w:szCs w:val="20"/>
@@ -37094,7 +37390,7 @@
               <w:adjustRightInd w:val="0"/>
               <w:spacing w:line="240" w:lineRule="auto"/>
               <w:rPr>
-                <w:rFonts w:ascii="NanumMyeongjo" w:eastAsia="NanumMyeongjo" w:hAnsiTheme="minorHAnsi" w:cs="NanumMyeongjo" w:hint="eastAsia"/>
+                <w:rFonts w:ascii="NanumMyeongjo" w:eastAsia="NanumMyeongjo" w:hAnsiTheme="minorHAnsi" w:cs="NanumMyeongjo"/>
                 <w:color w:val="000000"/>
                 <w:sz w:val="20"/>
                 <w:szCs w:val="20"/>
@@ -37187,7 +37483,7 @@
               <w:adjustRightInd w:val="0"/>
               <w:spacing w:line="240" w:lineRule="auto"/>
               <w:rPr>
-                <w:rFonts w:ascii="NanumMyeongjo" w:eastAsia="NanumMyeongjo" w:hAnsiTheme="minorHAnsi" w:cs="NanumMyeongjo" w:hint="eastAsia"/>
+                <w:rFonts w:ascii="NanumMyeongjo" w:eastAsia="NanumMyeongjo" w:hAnsiTheme="minorHAnsi" w:cs="NanumMyeongjo"/>
                 <w:color w:val="000000"/>
                 <w:sz w:val="20"/>
                 <w:szCs w:val="20"/>
@@ -37256,7 +37552,7 @@
               <w:adjustRightInd w:val="0"/>
               <w:spacing w:line="240" w:lineRule="auto"/>
               <w:rPr>
-                <w:rFonts w:ascii="NanumMyeongjo" w:eastAsia="NanumMyeongjo" w:hAnsiTheme="minorHAnsi" w:cs="NanumMyeongjo" w:hint="eastAsia"/>
+                <w:rFonts w:ascii="NanumMyeongjo" w:eastAsia="NanumMyeongjo" w:hAnsiTheme="minorHAnsi" w:cs="NanumMyeongjo"/>
                 <w:color w:val="000000"/>
                 <w:sz w:val="20"/>
                 <w:szCs w:val="20"/>
@@ -37532,7 +37828,7 @@
               <w:adjustRightInd w:val="0"/>
               <w:spacing w:line="240" w:lineRule="auto"/>
               <w:rPr>
-                <w:rFonts w:ascii="NanumMyeongjo" w:eastAsia="NanumMyeongjo" w:hAnsiTheme="minorHAnsi" w:cs="NanumMyeongjo" w:hint="eastAsia"/>
+                <w:rFonts w:ascii="NanumMyeongjo" w:eastAsia="NanumMyeongjo" w:hAnsiTheme="minorHAnsi" w:cs="NanumMyeongjo"/>
                 <w:color w:val="000000"/>
                 <w:sz w:val="20"/>
                 <w:szCs w:val="20"/>
@@ -37787,7 +38083,7 @@
               <w:adjustRightInd w:val="0"/>
               <w:spacing w:line="240" w:lineRule="auto"/>
               <w:rPr>
-                <w:rFonts w:ascii="NanumMyeongjo" w:eastAsia="NanumMyeongjo" w:hAnsiTheme="minorHAnsi" w:cs="NanumMyeongjo" w:hint="eastAsia"/>
+                <w:rFonts w:ascii="NanumMyeongjo" w:eastAsia="NanumMyeongjo" w:hAnsiTheme="minorHAnsi" w:cs="NanumMyeongjo"/>
                 <w:color w:val="000000"/>
                 <w:sz w:val="20"/>
                 <w:szCs w:val="20"/>
@@ -37811,7 +38107,7 @@
               <w:adjustRightInd w:val="0"/>
               <w:spacing w:line="240" w:lineRule="auto"/>
               <w:rPr>
-                <w:rFonts w:ascii="NanumMyeongjo" w:eastAsia="NanumMyeongjo" w:hAnsiTheme="minorHAnsi" w:cs="NanumMyeongjo" w:hint="eastAsia"/>
+                <w:rFonts w:ascii="NanumMyeongjo" w:eastAsia="NanumMyeongjo" w:hAnsiTheme="minorHAnsi" w:cs="NanumMyeongjo"/>
                 <w:color w:val="000000"/>
                 <w:sz w:val="20"/>
                 <w:szCs w:val="20"/>
@@ -38030,7 +38326,7 @@
               <w:adjustRightInd w:val="0"/>
               <w:spacing w:line="240" w:lineRule="auto"/>
               <w:rPr>
-                <w:rFonts w:ascii="NanumMyeongjo" w:eastAsia="NanumMyeongjo" w:hAnsiTheme="minorHAnsi" w:cs="NanumMyeongjo" w:hint="eastAsia"/>
+                <w:rFonts w:ascii="NanumMyeongjo" w:eastAsia="NanumMyeongjo" w:hAnsiTheme="minorHAnsi" w:cs="NanumMyeongjo"/>
                 <w:color w:val="000000"/>
                 <w:sz w:val="20"/>
                 <w:szCs w:val="20"/>
@@ -38258,7 +38554,7 @@
               <w:adjustRightInd w:val="0"/>
               <w:spacing w:line="240" w:lineRule="auto"/>
               <w:rPr>
-                <w:rFonts w:ascii="NanumMyeongjo" w:eastAsia="NanumMyeongjo" w:hAnsiTheme="minorHAnsi" w:cs="NanumMyeongjo" w:hint="eastAsia"/>
+                <w:rFonts w:ascii="NanumMyeongjo" w:eastAsia="NanumMyeongjo" w:hAnsiTheme="minorHAnsi" w:cs="NanumMyeongjo"/>
                 <w:color w:val="000000"/>
                 <w:sz w:val="20"/>
                 <w:szCs w:val="20"/>
@@ -38510,7 +38806,7 @@
               <w:adjustRightInd w:val="0"/>
               <w:spacing w:line="240" w:lineRule="auto"/>
               <w:rPr>
-                <w:rFonts w:ascii="NanumMyeongjo" w:eastAsia="NanumMyeongjo" w:hAnsiTheme="minorHAnsi" w:cs="NanumMyeongjo" w:hint="eastAsia"/>
+                <w:rFonts w:ascii="NanumMyeongjo" w:eastAsia="NanumMyeongjo" w:hAnsiTheme="minorHAnsi" w:cs="NanumMyeongjo"/>
                 <w:color w:val="000000"/>
                 <w:sz w:val="20"/>
                 <w:szCs w:val="20"/>
@@ -38684,7 +38980,7 @@
               <w:adjustRightInd w:val="0"/>
               <w:spacing w:line="240" w:lineRule="auto"/>
               <w:rPr>
-                <w:rFonts w:ascii="NanumMyeongjo" w:eastAsia="NanumMyeongjo" w:hAnsiTheme="minorHAnsi" w:cs="NanumMyeongjo" w:hint="eastAsia"/>
+                <w:rFonts w:ascii="NanumMyeongjo" w:eastAsia="NanumMyeongjo" w:hAnsiTheme="minorHAnsi" w:cs="NanumMyeongjo"/>
                 <w:color w:val="000000"/>
                 <w:sz w:val="20"/>
                 <w:szCs w:val="20"/>
@@ -38771,7 +39067,7 @@
               <w:adjustRightInd w:val="0"/>
               <w:spacing w:line="240" w:lineRule="auto"/>
               <w:rPr>
-                <w:rFonts w:ascii="NanumMyeongjo" w:eastAsia="NanumMyeongjo" w:hAnsiTheme="minorHAnsi" w:cs="NanumMyeongjo" w:hint="eastAsia"/>
+                <w:rFonts w:ascii="NanumMyeongjo" w:eastAsia="NanumMyeongjo" w:hAnsiTheme="minorHAnsi" w:cs="NanumMyeongjo"/>
                 <w:color w:val="000000"/>
                 <w:sz w:val="20"/>
                 <w:szCs w:val="20"/>
@@ -38900,7 +39196,7 @@
               <w:adjustRightInd w:val="0"/>
               <w:spacing w:line="240" w:lineRule="auto"/>
               <w:rPr>
-                <w:rFonts w:ascii="NanumMyeongjo" w:eastAsia="NanumMyeongjo" w:hAnsiTheme="minorHAnsi" w:cs="NanumMyeongjo" w:hint="eastAsia"/>
+                <w:rFonts w:ascii="NanumMyeongjo" w:eastAsia="NanumMyeongjo" w:hAnsiTheme="minorHAnsi" w:cs="NanumMyeongjo"/>
                 <w:color w:val="000000"/>
                 <w:sz w:val="20"/>
                 <w:szCs w:val="20"/>
@@ -39026,7 +39322,7 @@
               <w:adjustRightInd w:val="0"/>
               <w:spacing w:line="240" w:lineRule="auto"/>
               <w:rPr>
-                <w:rFonts w:ascii="NanumMyeongjo" w:eastAsia="NanumMyeongjo" w:hAnsiTheme="minorHAnsi" w:cs="NanumMyeongjo" w:hint="eastAsia"/>
+                <w:rFonts w:ascii="NanumMyeongjo" w:eastAsia="NanumMyeongjo" w:hAnsiTheme="minorHAnsi" w:cs="NanumMyeongjo"/>
                 <w:color w:val="000000"/>
                 <w:sz w:val="20"/>
                 <w:szCs w:val="20"/>
@@ -39209,7 +39505,7 @@
               <w:adjustRightInd w:val="0"/>
               <w:spacing w:line="240" w:lineRule="auto"/>
               <w:rPr>
-                <w:rFonts w:ascii="NanumMyeongjo" w:eastAsia="NanumMyeongjo" w:hAnsiTheme="minorHAnsi" w:cs="NanumMyeongjo" w:hint="eastAsia"/>
+                <w:rFonts w:ascii="NanumMyeongjo" w:eastAsia="NanumMyeongjo" w:hAnsiTheme="minorHAnsi" w:cs="NanumMyeongjo"/>
                 <w:color w:val="000000"/>
                 <w:sz w:val="20"/>
                 <w:szCs w:val="20"/>
@@ -39377,6 +39673,7 @@
               </w:rPr>
               <w:t xml:space="preserve"> </w:t>
             </w:r>
+            <w:proofErr w:type="spellStart"/>
             <w:r>
               <w:rPr>
                 <w:rFonts w:ascii="바탕" w:eastAsia="바탕" w:hAnsi="바탕" w:cs="바탕" w:hint="eastAsia"/>
@@ -39404,6 +39701,7 @@
               </w:rPr>
               <w:t>의</w:t>
             </w:r>
+            <w:proofErr w:type="spellEnd"/>
             <w:r>
               <w:rPr>
                 <w:rFonts w:ascii="NanumMyeongjo" w:eastAsia="NanumMyeongjo" w:hAnsiTheme="minorHAnsi" w:cs="NanumMyeongjo" w:hint="eastAsia"/>
@@ -39480,7 +39778,27 @@
                 <w:sz w:val="20"/>
                 <w:szCs w:val="20"/>
               </w:rPr>
-              <w:t xml:space="preserve"> k! </w:t>
+              <w:t xml:space="preserve"> </w:t>
+            </w:r>
+            <w:proofErr w:type="gramStart"/>
+            <w:r>
+              <w:rPr>
+                <w:rFonts w:ascii="NanumMyeongjo" w:eastAsia="NanumMyeongjo" w:hAnsiTheme="minorHAnsi" w:cs="NanumMyeongjo"/>
+                <w:color w:val="000000"/>
+                <w:sz w:val="20"/>
+                <w:szCs w:val="20"/>
+              </w:rPr>
+              <w:t>k</w:t>
+            </w:r>
+            <w:proofErr w:type="gramEnd"/>
+            <w:r>
+              <w:rPr>
+                <w:rFonts w:ascii="NanumMyeongjo" w:eastAsia="NanumMyeongjo" w:hAnsiTheme="minorHAnsi" w:cs="NanumMyeongjo"/>
+                <w:color w:val="000000"/>
+                <w:sz w:val="20"/>
+                <w:szCs w:val="20"/>
+              </w:rPr>
+              <w:t xml:space="preserve">! </w:t>
             </w:r>
             <w:r>
               <w:rPr>
@@ -39573,7 +39891,27 @@
                 <w:sz w:val="20"/>
                 <w:szCs w:val="20"/>
               </w:rPr>
-              <w:t>k = 0: (a,b,c) = (0,0,7)</w:t>
+              <w:t>k = 0: (</w:t>
+            </w:r>
+            <w:proofErr w:type="spellStart"/>
+            <w:r>
+              <w:rPr>
+                <w:rFonts w:ascii="NanumMyeongjo" w:eastAsia="NanumMyeongjo" w:hAnsiTheme="minorHAnsi" w:cs="NanumMyeongjo"/>
+                <w:color w:val="000000"/>
+                <w:sz w:val="20"/>
+                <w:szCs w:val="20"/>
+              </w:rPr>
+              <w:t>a,b,c</w:t>
+            </w:r>
+            <w:proofErr w:type="spellEnd"/>
+            <w:r>
+              <w:rPr>
+                <w:rFonts w:ascii="NanumMyeongjo" w:eastAsia="NanumMyeongjo" w:hAnsiTheme="minorHAnsi" w:cs="NanumMyeongjo"/>
+                <w:color w:val="000000"/>
+                <w:sz w:val="20"/>
+                <w:szCs w:val="20"/>
+              </w:rPr>
+              <w:t>) = (0,0,7)</w:t>
             </w:r>
           </w:p>
           <w:p>
@@ -39584,7 +39922,7 @@
               <w:adjustRightInd w:val="0"/>
               <w:spacing w:line="240" w:lineRule="auto"/>
               <w:rPr>
-                <w:rFonts w:ascii="NanumMyeongjo" w:eastAsia="NanumMyeongjo" w:hAnsiTheme="minorHAnsi" w:cs="NanumMyeongjo" w:hint="eastAsia"/>
+                <w:rFonts w:ascii="NanumMyeongjo" w:eastAsia="NanumMyeongjo" w:hAnsiTheme="minorHAnsi" w:cs="NanumMyeongjo"/>
                 <w:color w:val="000000"/>
                 <w:sz w:val="20"/>
                 <w:szCs w:val="20"/>
@@ -39624,7 +39962,27 @@
                 <w:sz w:val="20"/>
                 <w:szCs w:val="20"/>
               </w:rPr>
-              <w:t xml:space="preserve"> = 7!/(0!0!7!) = 1</w:t>
+              <w:t xml:space="preserve"> = 7</w:t>
+            </w:r>
+            <w:proofErr w:type="gramStart"/>
+            <w:r>
+              <w:rPr>
+                <w:rFonts w:ascii="NanumMyeongjo" w:eastAsia="NanumMyeongjo" w:hAnsiTheme="minorHAnsi" w:cs="NanumMyeongjo" w:hint="eastAsia"/>
+                <w:color w:val="000000"/>
+                <w:sz w:val="20"/>
+                <w:szCs w:val="20"/>
+              </w:rPr>
+              <w:t>!/</w:t>
+            </w:r>
+            <w:proofErr w:type="gramEnd"/>
+            <w:r>
+              <w:rPr>
+                <w:rFonts w:ascii="NanumMyeongjo" w:eastAsia="NanumMyeongjo" w:hAnsiTheme="minorHAnsi" w:cs="NanumMyeongjo" w:hint="eastAsia"/>
+                <w:color w:val="000000"/>
+                <w:sz w:val="20"/>
+                <w:szCs w:val="20"/>
+              </w:rPr>
+              <w:t>(0!0!7!) = 1</w:t>
             </w:r>
           </w:p>
           <w:p>
@@ -39674,7 +40032,7 @@
               <w:adjustRightInd w:val="0"/>
               <w:spacing w:line="240" w:lineRule="auto"/>
               <w:rPr>
-                <w:rFonts w:ascii="NanumMyeongjo" w:eastAsia="NanumMyeongjo" w:hAnsiTheme="minorHAnsi" w:cs="NanumMyeongjo" w:hint="eastAsia"/>
+                <w:rFonts w:ascii="NanumMyeongjo" w:eastAsia="NanumMyeongjo" w:hAnsiTheme="minorHAnsi" w:cs="NanumMyeongjo"/>
                 <w:color w:val="000000"/>
                 <w:sz w:val="20"/>
                 <w:szCs w:val="20"/>
@@ -39714,7 +40072,27 @@
                 <w:sz w:val="20"/>
                 <w:szCs w:val="20"/>
               </w:rPr>
-              <w:t xml:space="preserve"> = 7!/(1!1!5!) = 5040/120 = 42</w:t>
+              <w:t xml:space="preserve"> = 7</w:t>
+            </w:r>
+            <w:proofErr w:type="gramStart"/>
+            <w:r>
+              <w:rPr>
+                <w:rFonts w:ascii="NanumMyeongjo" w:eastAsia="NanumMyeongjo" w:hAnsiTheme="minorHAnsi" w:cs="NanumMyeongjo" w:hint="eastAsia"/>
+                <w:color w:val="000000"/>
+                <w:sz w:val="20"/>
+                <w:szCs w:val="20"/>
+              </w:rPr>
+              <w:t>!/</w:t>
+            </w:r>
+            <w:proofErr w:type="gramEnd"/>
+            <w:r>
+              <w:rPr>
+                <w:rFonts w:ascii="NanumMyeongjo" w:eastAsia="NanumMyeongjo" w:hAnsiTheme="minorHAnsi" w:cs="NanumMyeongjo" w:hint="eastAsia"/>
+                <w:color w:val="000000"/>
+                <w:sz w:val="20"/>
+                <w:szCs w:val="20"/>
+              </w:rPr>
+              <w:t>(1!1!5!) = 5040/120 = 42</w:t>
             </w:r>
           </w:p>
           <w:p>
@@ -39764,7 +40142,7 @@
               <w:adjustRightInd w:val="0"/>
               <w:spacing w:line="240" w:lineRule="auto"/>
               <w:rPr>
-                <w:rFonts w:ascii="NanumMyeongjo" w:eastAsia="NanumMyeongjo" w:hAnsiTheme="minorHAnsi" w:cs="NanumMyeongjo" w:hint="eastAsia"/>
+                <w:rFonts w:ascii="NanumMyeongjo" w:eastAsia="NanumMyeongjo" w:hAnsiTheme="minorHAnsi" w:cs="NanumMyeongjo"/>
                 <w:color w:val="000000"/>
                 <w:sz w:val="20"/>
                 <w:szCs w:val="20"/>
@@ -39804,7 +40182,27 @@
                 <w:sz w:val="20"/>
                 <w:szCs w:val="20"/>
               </w:rPr>
-              <w:t xml:space="preserve"> = 7!/(2!2!3!) = 5040/(2·2·6) = 210</w:t>
+              <w:t xml:space="preserve"> = 7</w:t>
+            </w:r>
+            <w:proofErr w:type="gramStart"/>
+            <w:r>
+              <w:rPr>
+                <w:rFonts w:ascii="NanumMyeongjo" w:eastAsia="NanumMyeongjo" w:hAnsiTheme="minorHAnsi" w:cs="NanumMyeongjo" w:hint="eastAsia"/>
+                <w:color w:val="000000"/>
+                <w:sz w:val="20"/>
+                <w:szCs w:val="20"/>
+              </w:rPr>
+              <w:t>!/</w:t>
+            </w:r>
+            <w:proofErr w:type="gramEnd"/>
+            <w:r>
+              <w:rPr>
+                <w:rFonts w:ascii="NanumMyeongjo" w:eastAsia="NanumMyeongjo" w:hAnsiTheme="minorHAnsi" w:cs="NanumMyeongjo" w:hint="eastAsia"/>
+                <w:color w:val="000000"/>
+                <w:sz w:val="20"/>
+                <w:szCs w:val="20"/>
+              </w:rPr>
+              <w:t>(2!2!3!) = 5040/(2·2·6) = 210</w:t>
             </w:r>
           </w:p>
           <w:p>
@@ -39854,7 +40252,7 @@
               <w:adjustRightInd w:val="0"/>
               <w:spacing w:line="240" w:lineRule="auto"/>
               <w:rPr>
-                <w:rFonts w:ascii="NanumMyeongjo" w:eastAsia="NanumMyeongjo" w:hAnsiTheme="minorHAnsi" w:cs="NanumMyeongjo" w:hint="eastAsia"/>
+                <w:rFonts w:ascii="NanumMyeongjo" w:eastAsia="NanumMyeongjo" w:hAnsiTheme="minorHAnsi" w:cs="NanumMyeongjo"/>
                 <w:color w:val="000000"/>
                 <w:sz w:val="20"/>
                 <w:szCs w:val="20"/>
@@ -39867,7 +40265,6 @@
                 <w:sz w:val="20"/>
                 <w:szCs w:val="20"/>
               </w:rPr>
-              <w:lastRenderedPageBreak/>
               <w:t>경우의</w:t>
             </w:r>
             <w:r>
@@ -39895,7 +40292,27 @@
                 <w:sz w:val="20"/>
                 <w:szCs w:val="20"/>
               </w:rPr>
-              <w:t xml:space="preserve"> = 7!/(3!3!1!) = 5040/(6·6·1) = 140</w:t>
+              <w:t xml:space="preserve"> = 7</w:t>
+            </w:r>
+            <w:proofErr w:type="gramStart"/>
+            <w:r>
+              <w:rPr>
+                <w:rFonts w:ascii="NanumMyeongjo" w:eastAsia="NanumMyeongjo" w:hAnsiTheme="minorHAnsi" w:cs="NanumMyeongjo" w:hint="eastAsia"/>
+                <w:color w:val="000000"/>
+                <w:sz w:val="20"/>
+                <w:szCs w:val="20"/>
+              </w:rPr>
+              <w:t>!/</w:t>
+            </w:r>
+            <w:proofErr w:type="gramEnd"/>
+            <w:r>
+              <w:rPr>
+                <w:rFonts w:ascii="NanumMyeongjo" w:eastAsia="NanumMyeongjo" w:hAnsiTheme="minorHAnsi" w:cs="NanumMyeongjo" w:hint="eastAsia"/>
+                <w:color w:val="000000"/>
+                <w:sz w:val="20"/>
+                <w:szCs w:val="20"/>
+              </w:rPr>
+              <w:t>(3!3!1!) = 5040/(6·6·1) = 140</w:t>
             </w:r>
           </w:p>
           <w:p>
@@ -39921,7 +40338,7 @@
               <w:adjustRightInd w:val="0"/>
               <w:spacing w:line="240" w:lineRule="auto"/>
               <w:rPr>
-                <w:rFonts w:ascii="NanumMyeongjo" w:eastAsia="NanumMyeongjo" w:hAnsiTheme="minorHAnsi" w:cs="NanumMyeongjo" w:hint="eastAsia"/>
+                <w:rFonts w:ascii="NanumMyeongjo" w:eastAsia="NanumMyeongjo" w:hAnsiTheme="minorHAnsi" w:cs="NanumMyeongjo"/>
                 <w:color w:val="000000"/>
                 <w:sz w:val="20"/>
                 <w:szCs w:val="20"/>
@@ -40056,7 +40473,7 @@
               <w:adjustRightInd w:val="0"/>
               <w:spacing w:line="240" w:lineRule="auto"/>
               <w:rPr>
-                <w:rFonts w:ascii="NanumMyeongjo" w:eastAsia="NanumMyeongjo" w:hAnsiTheme="minorHAnsi" w:cs="NanumMyeongjo" w:hint="eastAsia"/>
+                <w:rFonts w:ascii="NanumMyeongjo" w:eastAsia="NanumMyeongjo" w:hAnsiTheme="minorHAnsi" w:cs="NanumMyeongjo"/>
                 <w:color w:val="000000"/>
                 <w:sz w:val="20"/>
                 <w:szCs w:val="20"/>
@@ -40107,7 +40524,7 @@
               <w:adjustRightInd w:val="0"/>
               <w:spacing w:line="240" w:lineRule="auto"/>
               <w:rPr>
-                <w:rFonts w:ascii="NanumMyeongjo" w:eastAsia="NanumMyeongjo" w:hAnsiTheme="minorHAnsi" w:cs="NanumMyeongjo" w:hint="eastAsia"/>
+                <w:rFonts w:ascii="NanumMyeongjo" w:eastAsia="NanumMyeongjo" w:hAnsiTheme="minorHAnsi" w:cs="NanumMyeongjo"/>
                 <w:color w:val="000000"/>
                 <w:sz w:val="20"/>
                 <w:szCs w:val="20"/>
@@ -40263,7 +40680,7 @@
               <w:adjustRightInd w:val="0"/>
               <w:spacing w:line="240" w:lineRule="auto"/>
               <w:rPr>
-                <w:rFonts w:ascii="NanumMyeongjo" w:eastAsia="NanumMyeongjo" w:hAnsiTheme="minorHAnsi" w:cs="NanumMyeongjo" w:hint="eastAsia"/>
+                <w:rFonts w:ascii="NanumMyeongjo" w:eastAsia="NanumMyeongjo" w:hAnsiTheme="minorHAnsi" w:cs="NanumMyeongjo"/>
                 <w:color w:val="000000"/>
                 <w:sz w:val="20"/>
                 <w:szCs w:val="20"/>
@@ -40312,7 +40729,7 @@
     <w:p>
       <w:pPr>
         <w:rPr>
-          <w:rFonts w:ascii="Consolas" w:eastAsiaTheme="minorHAnsi" w:hAnsi="Consolas" w:cs="Consolas" w:hint="eastAsia"/>
+          <w:rFonts w:ascii="Consolas" w:eastAsiaTheme="minorHAnsi" w:hAnsi="Consolas" w:cs="Consolas"/>
           <w:bCs/>
           <w:color w:val="FF0000"/>
           <w:sz w:val="24"/>
@@ -40325,7 +40742,7 @@
         <w:pStyle w:val="a7"/>
         <w:ind w:leftChars="0" w:left="400"/>
         <w:rPr>
-          <w:rFonts w:ascii="Consolas" w:eastAsiaTheme="minorHAnsi" w:hAnsi="Consolas" w:cs="Consolas" w:hint="eastAsia"/>
+          <w:rFonts w:ascii="Consolas" w:eastAsiaTheme="minorHAnsi" w:hAnsi="Consolas" w:cs="Consolas"/>
           <w:sz w:val="24"/>
           <w:szCs w:val="24"/>
         </w:rPr>
@@ -40347,7 +40764,7 @@
 </file>
 
 <file path=word/endnotes.xml><?xml version="1.0" encoding="utf-8"?>
-<w:endnotes xmlns:wpc="http://schemas.microsoft.com/office/word/2010/wordprocessingCanvas" xmlns:cx="http://schemas.microsoft.com/office/drawing/2014/chartex" xmlns:cx1="http://schemas.microsoft.com/office/drawing/2015/9/8/chartex" xmlns:cx2="http://schemas.microsoft.com/office/drawing/2015/10/21/chartex" xmlns:cx3="http://schemas.microsoft.com/office/drawing/2016/5/9/chartex" xmlns:cx4="http://schemas.microsoft.com/office/drawing/2016/5/10/chartex" xmlns:cx5="http://schemas.microsoft.com/office/drawing/2016/5/11/chartex" xmlns:cx6="http://schemas.microsoft.com/office/drawing/2016/5/12/chartex" xmlns:cx7="http://schemas.microsoft.com/office/drawing/2016/5/13/chartex" xmlns:cx8="http://schemas.microsoft.com/office/drawing/2016/5/14/chartex" xmlns:mc="http://schemas.openxmlformats.org/markup-compatibility/2006" xmlns:aink="http://schemas.microsoft.com/office/drawing/2016/ink" xmlns:am3d="http://schemas.microsoft.com/office/drawing/2017/model3d" xmlns:o="urn:schemas-microsoft-com:office:office" xmlns:r="http://schemas.openxmlformats.org/officeDocument/2006/relationships" xmlns:m="http://schemas.openxmlformats.org/officeDocument/2006/math" xmlns:v="urn:schemas-microsoft-com:vml" xmlns:wp14="http://schemas.microsoft.com/office/word/2010/wordprocessingDrawing" xmlns:wp="http://schemas.openxmlformats.org/drawingml/2006/wordprocessingDrawing" xmlns:w10="urn:schemas-microsoft-com:office:word" xmlns:w="http://schemas.openxmlformats.org/wordprocessingml/2006/main" xmlns:w14="http://schemas.microsoft.com/office/word/2010/wordml" xmlns:w15="http://schemas.microsoft.com/office/word/2012/wordml" xmlns:w16cex="http://schemas.microsoft.com/office/word/2018/wordml/cex" xmlns:w16cid="http://schemas.microsoft.com/office/word/2016/wordml/cid" xmlns:w16="http://schemas.microsoft.com/office/word/2018/wordml" xmlns:w16sdtdh="http://schemas.microsoft.com/office/word/2020/wordml/sdtdatahash" xmlns:w16se="http://schemas.microsoft.com/office/word/2015/wordml/symex" xmlns:wpg="http://schemas.microsoft.com/office/word/2010/wordprocessingGroup" xmlns:wpi="http://schemas.microsoft.com/office/word/2010/wordprocessingInk" xmlns:wne="http://schemas.microsoft.com/office/word/2006/wordml" xmlns:wps="http://schemas.microsoft.com/office/word/2010/wordprocessingShape" mc:Ignorable="w14 w15 w16se w16cid w16 w16cex w16sdtdh wp14">
+<w:endnotes xmlns:wpc="http://schemas.microsoft.com/office/word/2010/wordprocessingCanvas" xmlns:cx="http://schemas.microsoft.com/office/drawing/2014/chartex" xmlns:cx1="http://schemas.microsoft.com/office/drawing/2015/9/8/chartex" xmlns:mc="http://schemas.openxmlformats.org/markup-compatibility/2006" xmlns:o="urn:schemas-microsoft-com:office:office" xmlns:r="http://schemas.openxmlformats.org/officeDocument/2006/relationships" xmlns:m="http://schemas.openxmlformats.org/officeDocument/2006/math" xmlns:v="urn:schemas-microsoft-com:vml" xmlns:wp14="http://schemas.microsoft.com/office/word/2010/wordprocessingDrawing" xmlns:wp="http://schemas.openxmlformats.org/drawingml/2006/wordprocessingDrawing" xmlns:w10="urn:schemas-microsoft-com:office:word" xmlns:w="http://schemas.openxmlformats.org/wordprocessingml/2006/main" xmlns:w14="http://schemas.microsoft.com/office/word/2010/wordml" xmlns:w15="http://schemas.microsoft.com/office/word/2012/wordml" xmlns:w16se="http://schemas.microsoft.com/office/word/2015/wordml/symex" xmlns:wpg="http://schemas.microsoft.com/office/word/2010/wordprocessingGroup" xmlns:wpi="http://schemas.microsoft.com/office/word/2010/wordprocessingInk" xmlns:wne="http://schemas.microsoft.com/office/word/2006/wordml" xmlns:wps="http://schemas.microsoft.com/office/word/2010/wordprocessingShape" mc:Ignorable="w14 w15 w16se wp14">
   <w:endnote w:type="separator" w:id="-1">
     <w:p>
       <w:pPr>
@@ -40372,7 +40789,7 @@
 </file>
 
 <file path=word/footer1.xml><?xml version="1.0" encoding="utf-8"?>
-<w:ftr xmlns:wpc="http://schemas.microsoft.com/office/word/2010/wordprocessingCanvas" xmlns:cx="http://schemas.microsoft.com/office/drawing/2014/chartex" xmlns:cx1="http://schemas.microsoft.com/office/drawing/2015/9/8/chartex" xmlns:cx2="http://schemas.microsoft.com/office/drawing/2015/10/21/chartex" xmlns:cx3="http://schemas.microsoft.com/office/drawing/2016/5/9/chartex" xmlns:cx4="http://schemas.microsoft.com/office/drawing/2016/5/10/chartex" xmlns:cx5="http://schemas.microsoft.com/office/drawing/2016/5/11/chartex" xmlns:cx6="http://schemas.microsoft.com/office/drawing/2016/5/12/chartex" xmlns:cx7="http://schemas.microsoft.com/office/drawing/2016/5/13/chartex" xmlns:cx8="http://schemas.microsoft.com/office/drawing/2016/5/14/chartex" xmlns:mc="http://schemas.openxmlformats.org/markup-compatibility/2006" xmlns:aink="http://schemas.microsoft.com/office/drawing/2016/ink" xmlns:am3d="http://schemas.microsoft.com/office/drawing/2017/model3d" xmlns:o="urn:schemas-microsoft-com:office:office" xmlns:r="http://schemas.openxmlformats.org/officeDocument/2006/relationships" xmlns:m="http://schemas.openxmlformats.org/officeDocument/2006/math" xmlns:v="urn:schemas-microsoft-com:vml" xmlns:wp14="http://schemas.microsoft.com/office/word/2010/wordprocessingDrawing" xmlns:wp="http://schemas.openxmlformats.org/drawingml/2006/wordprocessingDrawing" xmlns:w10="urn:schemas-microsoft-com:office:word" xmlns:w="http://schemas.openxmlformats.org/wordprocessingml/2006/main" xmlns:w14="http://schemas.microsoft.com/office/word/2010/wordml" xmlns:w15="http://schemas.microsoft.com/office/word/2012/wordml" xmlns:w16cex="http://schemas.microsoft.com/office/word/2018/wordml/cex" xmlns:w16cid="http://schemas.microsoft.com/office/word/2016/wordml/cid" xmlns:w16="http://schemas.microsoft.com/office/word/2018/wordml" xmlns:w16sdtdh="http://schemas.microsoft.com/office/word/2020/wordml/sdtdatahash" xmlns:w16se="http://schemas.microsoft.com/office/word/2015/wordml/symex" xmlns:wpg="http://schemas.microsoft.com/office/word/2010/wordprocessingGroup" xmlns:wpi="http://schemas.microsoft.com/office/word/2010/wordprocessingInk" xmlns:wne="http://schemas.microsoft.com/office/word/2006/wordml" xmlns:wps="http://schemas.microsoft.com/office/word/2010/wordprocessingShape" mc:Ignorable="w14 w15 w16se w16cid w16 w16cex w16sdtdh wp14">
+<w:ftr xmlns:wpc="http://schemas.microsoft.com/office/word/2010/wordprocessingCanvas" xmlns:cx="http://schemas.microsoft.com/office/drawing/2014/chartex" xmlns:cx1="http://schemas.microsoft.com/office/drawing/2015/9/8/chartex" xmlns:mc="http://schemas.openxmlformats.org/markup-compatibility/2006" xmlns:o="urn:schemas-microsoft-com:office:office" xmlns:r="http://schemas.openxmlformats.org/officeDocument/2006/relationships" xmlns:m="http://schemas.openxmlformats.org/officeDocument/2006/math" xmlns:v="urn:schemas-microsoft-com:vml" xmlns:wp14="http://schemas.microsoft.com/office/word/2010/wordprocessingDrawing" xmlns:wp="http://schemas.openxmlformats.org/drawingml/2006/wordprocessingDrawing" xmlns:w10="urn:schemas-microsoft-com:office:word" xmlns:w="http://schemas.openxmlformats.org/wordprocessingml/2006/main" xmlns:w14="http://schemas.microsoft.com/office/word/2010/wordml" xmlns:w15="http://schemas.microsoft.com/office/word/2012/wordml" xmlns:w16se="http://schemas.microsoft.com/office/word/2015/wordml/symex" xmlns:wpg="http://schemas.microsoft.com/office/word/2010/wordprocessingGroup" xmlns:wpi="http://schemas.microsoft.com/office/word/2010/wordprocessingInk" xmlns:wne="http://schemas.microsoft.com/office/word/2006/wordml" xmlns:wps="http://schemas.microsoft.com/office/word/2010/wordprocessingShape" mc:Ignorable="w14 w15 w16se wp14">
   <w:p>
     <w:pPr>
       <w:pStyle w:val="a4"/>
@@ -40433,7 +40850,7 @@
                 <w:bCs/>
                 <w:noProof/>
               </w:rPr>
-              <w:t>12</w:t>
+              <w:t>10</w:t>
             </w:r>
             <w:r>
               <w:rPr>
@@ -40481,7 +40898,7 @@
                 <w:bCs/>
                 <w:noProof/>
               </w:rPr>
-              <w:t>12</w:t>
+              <w:t>17</w:t>
             </w:r>
             <w:r>
               <w:rPr>
@@ -40575,7 +40992,7 @@
 </file>
 
 <file path=word/footer2.xml><?xml version="1.0" encoding="utf-8"?>
-<w:ftr xmlns:wpc="http://schemas.microsoft.com/office/word/2010/wordprocessingCanvas" xmlns:cx="http://schemas.microsoft.com/office/drawing/2014/chartex" xmlns:cx1="http://schemas.microsoft.com/office/drawing/2015/9/8/chartex" xmlns:cx2="http://schemas.microsoft.com/office/drawing/2015/10/21/chartex" xmlns:cx3="http://schemas.microsoft.com/office/drawing/2016/5/9/chartex" xmlns:cx4="http://schemas.microsoft.com/office/drawing/2016/5/10/chartex" xmlns:cx5="http://schemas.microsoft.com/office/drawing/2016/5/11/chartex" xmlns:cx6="http://schemas.microsoft.com/office/drawing/2016/5/12/chartex" xmlns:cx7="http://schemas.microsoft.com/office/drawing/2016/5/13/chartex" xmlns:cx8="http://schemas.microsoft.com/office/drawing/2016/5/14/chartex" xmlns:mc="http://schemas.openxmlformats.org/markup-compatibility/2006" xmlns:aink="http://schemas.microsoft.com/office/drawing/2016/ink" xmlns:am3d="http://schemas.microsoft.com/office/drawing/2017/model3d" xmlns:o="urn:schemas-microsoft-com:office:office" xmlns:r="http://schemas.openxmlformats.org/officeDocument/2006/relationships" xmlns:m="http://schemas.openxmlformats.org/officeDocument/2006/math" xmlns:v="urn:schemas-microsoft-com:vml" xmlns:wp14="http://schemas.microsoft.com/office/word/2010/wordprocessingDrawing" xmlns:wp="http://schemas.openxmlformats.org/drawingml/2006/wordprocessingDrawing" xmlns:w10="urn:schemas-microsoft-com:office:word" xmlns:w="http://schemas.openxmlformats.org/wordprocessingml/2006/main" xmlns:w14="http://schemas.microsoft.com/office/word/2010/wordml" xmlns:w15="http://schemas.microsoft.com/office/word/2012/wordml" xmlns:w16cex="http://schemas.microsoft.com/office/word/2018/wordml/cex" xmlns:w16cid="http://schemas.microsoft.com/office/word/2016/wordml/cid" xmlns:w16="http://schemas.microsoft.com/office/word/2018/wordml" xmlns:w16sdtdh="http://schemas.microsoft.com/office/word/2020/wordml/sdtdatahash" xmlns:w16se="http://schemas.microsoft.com/office/word/2015/wordml/symex" xmlns:wpg="http://schemas.microsoft.com/office/word/2010/wordprocessingGroup" xmlns:wpi="http://schemas.microsoft.com/office/word/2010/wordprocessingInk" xmlns:wne="http://schemas.microsoft.com/office/word/2006/wordml" xmlns:wps="http://schemas.microsoft.com/office/word/2010/wordprocessingShape" mc:Ignorable="w14 w15 w16se w16cid w16 w16cex w16sdtdh wp14">
+<w:ftr xmlns:wpc="http://schemas.microsoft.com/office/word/2010/wordprocessingCanvas" xmlns:cx="http://schemas.microsoft.com/office/drawing/2014/chartex" xmlns:cx1="http://schemas.microsoft.com/office/drawing/2015/9/8/chartex" xmlns:mc="http://schemas.openxmlformats.org/markup-compatibility/2006" xmlns:o="urn:schemas-microsoft-com:office:office" xmlns:r="http://schemas.openxmlformats.org/officeDocument/2006/relationships" xmlns:m="http://schemas.openxmlformats.org/officeDocument/2006/math" xmlns:v="urn:schemas-microsoft-com:vml" xmlns:wp14="http://schemas.microsoft.com/office/word/2010/wordprocessingDrawing" xmlns:wp="http://schemas.openxmlformats.org/drawingml/2006/wordprocessingDrawing" xmlns:w10="urn:schemas-microsoft-com:office:word" xmlns:w="http://schemas.openxmlformats.org/wordprocessingml/2006/main" xmlns:w14="http://schemas.microsoft.com/office/word/2010/wordml" xmlns:w15="http://schemas.microsoft.com/office/word/2012/wordml" xmlns:w16se="http://schemas.microsoft.com/office/word/2015/wordml/symex" xmlns:wpg="http://schemas.microsoft.com/office/word/2010/wordprocessingGroup" xmlns:wpi="http://schemas.microsoft.com/office/word/2010/wordprocessingInk" xmlns:wne="http://schemas.microsoft.com/office/word/2006/wordml" xmlns:wps="http://schemas.microsoft.com/office/word/2010/wordprocessingShape" mc:Ignorable="w14 w15 w16se wp14">
   <w:p>
     <w:pPr>
       <w:pStyle w:val="a4"/>
@@ -40685,7 +41102,7 @@
                 <w:bCs/>
                 <w:noProof/>
               </w:rPr>
-              <w:t>12</w:t>
+              <w:t>17</w:t>
             </w:r>
             <w:r>
               <w:rPr>
@@ -40777,7 +41194,7 @@
 </file>
 
 <file path=word/footnotes.xml><?xml version="1.0" encoding="utf-8"?>
-<w:footnotes xmlns:wpc="http://schemas.microsoft.com/office/word/2010/wordprocessingCanvas" xmlns:cx="http://schemas.microsoft.com/office/drawing/2014/chartex" xmlns:cx1="http://schemas.microsoft.com/office/drawing/2015/9/8/chartex" xmlns:cx2="http://schemas.microsoft.com/office/drawing/2015/10/21/chartex" xmlns:cx3="http://schemas.microsoft.com/office/drawing/2016/5/9/chartex" xmlns:cx4="http://schemas.microsoft.com/office/drawing/2016/5/10/chartex" xmlns:cx5="http://schemas.microsoft.com/office/drawing/2016/5/11/chartex" xmlns:cx6="http://schemas.microsoft.com/office/drawing/2016/5/12/chartex" xmlns:cx7="http://schemas.microsoft.com/office/drawing/2016/5/13/chartex" xmlns:cx8="http://schemas.microsoft.com/office/drawing/2016/5/14/chartex" xmlns:mc="http://schemas.openxmlformats.org/markup-compatibility/2006" xmlns:aink="http://schemas.microsoft.com/office/drawing/2016/ink" xmlns:am3d="http://schemas.microsoft.com/office/drawing/2017/model3d" xmlns:o="urn:schemas-microsoft-com:office:office" xmlns:r="http://schemas.openxmlformats.org/officeDocument/2006/relationships" xmlns:m="http://schemas.openxmlformats.org/officeDocument/2006/math" xmlns:v="urn:schemas-microsoft-com:vml" xmlns:wp14="http://schemas.microsoft.com/office/word/2010/wordprocessingDrawing" xmlns:wp="http://schemas.openxmlformats.org/drawingml/2006/wordprocessingDrawing" xmlns:w10="urn:schemas-microsoft-com:office:word" xmlns:w="http://schemas.openxmlformats.org/wordprocessingml/2006/main" xmlns:w14="http://schemas.microsoft.com/office/word/2010/wordml" xmlns:w15="http://schemas.microsoft.com/office/word/2012/wordml" xmlns:w16cex="http://schemas.microsoft.com/office/word/2018/wordml/cex" xmlns:w16cid="http://schemas.microsoft.com/office/word/2016/wordml/cid" xmlns:w16="http://schemas.microsoft.com/office/word/2018/wordml" xmlns:w16sdtdh="http://schemas.microsoft.com/office/word/2020/wordml/sdtdatahash" xmlns:w16se="http://schemas.microsoft.com/office/word/2015/wordml/symex" xmlns:wpg="http://schemas.microsoft.com/office/word/2010/wordprocessingGroup" xmlns:wpi="http://schemas.microsoft.com/office/word/2010/wordprocessingInk" xmlns:wne="http://schemas.microsoft.com/office/word/2006/wordml" xmlns:wps="http://schemas.microsoft.com/office/word/2010/wordprocessingShape" mc:Ignorable="w14 w15 w16se w16cid w16 w16cex w16sdtdh wp14">
+<w:footnotes xmlns:wpc="http://schemas.microsoft.com/office/word/2010/wordprocessingCanvas" xmlns:cx="http://schemas.microsoft.com/office/drawing/2014/chartex" xmlns:cx1="http://schemas.microsoft.com/office/drawing/2015/9/8/chartex" xmlns:mc="http://schemas.openxmlformats.org/markup-compatibility/2006" xmlns:o="urn:schemas-microsoft-com:office:office" xmlns:r="http://schemas.openxmlformats.org/officeDocument/2006/relationships" xmlns:m="http://schemas.openxmlformats.org/officeDocument/2006/math" xmlns:v="urn:schemas-microsoft-com:vml" xmlns:wp14="http://schemas.microsoft.com/office/word/2010/wordprocessingDrawing" xmlns:wp="http://schemas.openxmlformats.org/drawingml/2006/wordprocessingDrawing" xmlns:w10="urn:schemas-microsoft-com:office:word" xmlns:w="http://schemas.openxmlformats.org/wordprocessingml/2006/main" xmlns:w14="http://schemas.microsoft.com/office/word/2010/wordml" xmlns:w15="http://schemas.microsoft.com/office/word/2012/wordml" xmlns:w16se="http://schemas.microsoft.com/office/word/2015/wordml/symex" xmlns:wpg="http://schemas.microsoft.com/office/word/2010/wordprocessingGroup" xmlns:wpi="http://schemas.microsoft.com/office/word/2010/wordprocessingInk" xmlns:wne="http://schemas.microsoft.com/office/word/2006/wordml" xmlns:wps="http://schemas.microsoft.com/office/word/2010/wordprocessingShape" mc:Ignorable="w14 w15 w16se wp14">
   <w:footnote w:type="separator" w:id="-1">
     <w:p>
       <w:pPr>
@@ -40802,17 +41219,19 @@
 </file>
 
 <file path=word/header1.xml><?xml version="1.0" encoding="utf-8"?>
-<w:hdr xmlns:wpc="http://schemas.microsoft.com/office/word/2010/wordprocessingCanvas" xmlns:cx="http://schemas.microsoft.com/office/drawing/2014/chartex" xmlns:cx1="http://schemas.microsoft.com/office/drawing/2015/9/8/chartex" xmlns:cx2="http://schemas.microsoft.com/office/drawing/2015/10/21/chartex" xmlns:cx3="http://schemas.microsoft.com/office/drawing/2016/5/9/chartex" xmlns:cx4="http://schemas.microsoft.com/office/drawing/2016/5/10/chartex" xmlns:cx5="http://schemas.microsoft.com/office/drawing/2016/5/11/chartex" xmlns:cx6="http://schemas.microsoft.com/office/drawing/2016/5/12/chartex" xmlns:cx7="http://schemas.microsoft.com/office/drawing/2016/5/13/chartex" xmlns:cx8="http://schemas.microsoft.com/office/drawing/2016/5/14/chartex" xmlns:mc="http://schemas.openxmlformats.org/markup-compatibility/2006" xmlns:aink="http://schemas.microsoft.com/office/drawing/2016/ink" xmlns:am3d="http://schemas.microsoft.com/office/drawing/2017/model3d" xmlns:o="urn:schemas-microsoft-com:office:office" xmlns:r="http://schemas.openxmlformats.org/officeDocument/2006/relationships" xmlns:m="http://schemas.openxmlformats.org/officeDocument/2006/math" xmlns:v="urn:schemas-microsoft-com:vml" xmlns:wp14="http://schemas.microsoft.com/office/word/2010/wordprocessingDrawing" xmlns:wp="http://schemas.openxmlformats.org/drawingml/2006/wordprocessingDrawing" xmlns:w10="urn:schemas-microsoft-com:office:word" xmlns:w="http://schemas.openxmlformats.org/wordprocessingml/2006/main" xmlns:w14="http://schemas.microsoft.com/office/word/2010/wordml" xmlns:w15="http://schemas.microsoft.com/office/word/2012/wordml" xmlns:w16cex="http://schemas.microsoft.com/office/word/2018/wordml/cex" xmlns:w16cid="http://schemas.microsoft.com/office/word/2016/wordml/cid" xmlns:w16="http://schemas.microsoft.com/office/word/2018/wordml" xmlns:w16sdtdh="http://schemas.microsoft.com/office/word/2020/wordml/sdtdatahash" xmlns:w16se="http://schemas.microsoft.com/office/word/2015/wordml/symex" xmlns:wpg="http://schemas.microsoft.com/office/word/2010/wordprocessingGroup" xmlns:wpi="http://schemas.microsoft.com/office/word/2010/wordprocessingInk" xmlns:wne="http://schemas.microsoft.com/office/word/2006/wordml" xmlns:wps="http://schemas.microsoft.com/office/word/2010/wordprocessingShape" mc:Ignorable="w14 w15 w16se w16cid w16 w16cex w16sdtdh wp14">
+<w:hdr xmlns:wpc="http://schemas.microsoft.com/office/word/2010/wordprocessingCanvas" xmlns:cx="http://schemas.microsoft.com/office/drawing/2014/chartex" xmlns:cx1="http://schemas.microsoft.com/office/drawing/2015/9/8/chartex" xmlns:mc="http://schemas.openxmlformats.org/markup-compatibility/2006" xmlns:o="urn:schemas-microsoft-com:office:office" xmlns:r="http://schemas.openxmlformats.org/officeDocument/2006/relationships" xmlns:m="http://schemas.openxmlformats.org/officeDocument/2006/math" xmlns:v="urn:schemas-microsoft-com:vml" xmlns:wp14="http://schemas.microsoft.com/office/word/2010/wordprocessingDrawing" xmlns:wp="http://schemas.openxmlformats.org/drawingml/2006/wordprocessingDrawing" xmlns:w10="urn:schemas-microsoft-com:office:word" xmlns:w="http://schemas.openxmlformats.org/wordprocessingml/2006/main" xmlns:w14="http://schemas.microsoft.com/office/word/2010/wordml" xmlns:w15="http://schemas.microsoft.com/office/word/2012/wordml" xmlns:w16se="http://schemas.microsoft.com/office/word/2015/wordml/symex" xmlns:wpg="http://schemas.microsoft.com/office/word/2010/wordprocessingGroup" xmlns:wpi="http://schemas.microsoft.com/office/word/2010/wordprocessingInk" xmlns:wne="http://schemas.microsoft.com/office/word/2006/wordml" xmlns:wps="http://schemas.microsoft.com/office/word/2010/wordprocessingShape" mc:Ignorable="w14 w15 w16se wp14">
   <w:p>
     <w:pPr>
       <w:pStyle w:val="a3"/>
     </w:pPr>
+    <w:proofErr w:type="spellStart"/>
     <w:r>
       <w:rPr>
         <w:rFonts w:hint="eastAsia"/>
       </w:rPr>
       <w:t>대회준비도</w:t>
     </w:r>
+    <w:proofErr w:type="spellEnd"/>
     <w:r>
       <w:t xml:space="preserve"> </w:t>
     </w:r>
@@ -40822,18 +41241,22 @@
     <w:r>
       <w:t xml:space="preserve"> </w:t>
     </w:r>
+    <w:proofErr w:type="spellStart"/>
+    <w:proofErr w:type="gramStart"/>
     <w:r>
       <w:t>두잉창의코딩</w:t>
     </w:r>
+    <w:proofErr w:type="spellEnd"/>
     <w:r>
       <w:t xml:space="preserve"> !</w:t>
     </w:r>
+    <w:proofErr w:type="gramEnd"/>
   </w:p>
 </w:hdr>
 </file>
 
 <file path=word/header2.xml><?xml version="1.0" encoding="utf-8"?>
-<w:hdr xmlns:wpc="http://schemas.microsoft.com/office/word/2010/wordprocessingCanvas" xmlns:cx="http://schemas.microsoft.com/office/drawing/2014/chartex" xmlns:cx1="http://schemas.microsoft.com/office/drawing/2015/9/8/chartex" xmlns:cx2="http://schemas.microsoft.com/office/drawing/2015/10/21/chartex" xmlns:cx3="http://schemas.microsoft.com/office/drawing/2016/5/9/chartex" xmlns:cx4="http://schemas.microsoft.com/office/drawing/2016/5/10/chartex" xmlns:cx5="http://schemas.microsoft.com/office/drawing/2016/5/11/chartex" xmlns:cx6="http://schemas.microsoft.com/office/drawing/2016/5/12/chartex" xmlns:cx7="http://schemas.microsoft.com/office/drawing/2016/5/13/chartex" xmlns:cx8="http://schemas.microsoft.com/office/drawing/2016/5/14/chartex" xmlns:mc="http://schemas.openxmlformats.org/markup-compatibility/2006" xmlns:aink="http://schemas.microsoft.com/office/drawing/2016/ink" xmlns:am3d="http://schemas.microsoft.com/office/drawing/2017/model3d" xmlns:o="urn:schemas-microsoft-com:office:office" xmlns:r="http://schemas.openxmlformats.org/officeDocument/2006/relationships" xmlns:m="http://schemas.openxmlformats.org/officeDocument/2006/math" xmlns:v="urn:schemas-microsoft-com:vml" xmlns:wp14="http://schemas.microsoft.com/office/word/2010/wordprocessingDrawing" xmlns:wp="http://schemas.openxmlformats.org/drawingml/2006/wordprocessingDrawing" xmlns:w10="urn:schemas-microsoft-com:office:word" xmlns:w="http://schemas.openxmlformats.org/wordprocessingml/2006/main" xmlns:w14="http://schemas.microsoft.com/office/word/2010/wordml" xmlns:w15="http://schemas.microsoft.com/office/word/2012/wordml" xmlns:w16cex="http://schemas.microsoft.com/office/word/2018/wordml/cex" xmlns:w16cid="http://schemas.microsoft.com/office/word/2016/wordml/cid" xmlns:w16="http://schemas.microsoft.com/office/word/2018/wordml" xmlns:w16sdtdh="http://schemas.microsoft.com/office/word/2020/wordml/sdtdatahash" xmlns:w16se="http://schemas.microsoft.com/office/word/2015/wordml/symex" xmlns:wpg="http://schemas.microsoft.com/office/word/2010/wordprocessingGroup" xmlns:wpi="http://schemas.microsoft.com/office/word/2010/wordprocessingInk" xmlns:wne="http://schemas.microsoft.com/office/word/2006/wordml" xmlns:wps="http://schemas.microsoft.com/office/word/2010/wordprocessingShape" mc:Ignorable="w14 w15 w16se w16cid w16 w16cex w16sdtdh wp14">
+<w:hdr xmlns:wpc="http://schemas.microsoft.com/office/word/2010/wordprocessingCanvas" xmlns:cx="http://schemas.microsoft.com/office/drawing/2014/chartex" xmlns:cx1="http://schemas.microsoft.com/office/drawing/2015/9/8/chartex" xmlns:mc="http://schemas.openxmlformats.org/markup-compatibility/2006" xmlns:o="urn:schemas-microsoft-com:office:office" xmlns:r="http://schemas.openxmlformats.org/officeDocument/2006/relationships" xmlns:m="http://schemas.openxmlformats.org/officeDocument/2006/math" xmlns:v="urn:schemas-microsoft-com:vml" xmlns:wp14="http://schemas.microsoft.com/office/word/2010/wordprocessingDrawing" xmlns:wp="http://schemas.openxmlformats.org/drawingml/2006/wordprocessingDrawing" xmlns:w10="urn:schemas-microsoft-com:office:word" xmlns:w="http://schemas.openxmlformats.org/wordprocessingml/2006/main" xmlns:w14="http://schemas.microsoft.com/office/word/2010/wordml" xmlns:w15="http://schemas.microsoft.com/office/word/2012/wordml" xmlns:w16se="http://schemas.microsoft.com/office/word/2015/wordml/symex" xmlns:wpg="http://schemas.microsoft.com/office/word/2010/wordprocessingGroup" xmlns:wpi="http://schemas.microsoft.com/office/word/2010/wordprocessingInk" xmlns:wne="http://schemas.microsoft.com/office/word/2006/wordml" xmlns:wps="http://schemas.microsoft.com/office/word/2010/wordprocessingShape" mc:Ignorable="w14 w15 w16se wp14">
   <w:p>
     <w:pPr>
       <w:pStyle w:val="a3"/>
@@ -40915,7 +41338,7 @@
 </file>
 
 <file path=word/numbering.xml><?xml version="1.0" encoding="utf-8"?>
-<w:numbering xmlns:wpc="http://schemas.microsoft.com/office/word/2010/wordprocessingCanvas" xmlns:cx="http://schemas.microsoft.com/office/drawing/2014/chartex" xmlns:cx1="http://schemas.microsoft.com/office/drawing/2015/9/8/chartex" xmlns:cx2="http://schemas.microsoft.com/office/drawing/2015/10/21/chartex" xmlns:cx3="http://schemas.microsoft.com/office/drawing/2016/5/9/chartex" xmlns:cx4="http://schemas.microsoft.com/office/drawing/2016/5/10/chartex" xmlns:cx5="http://schemas.microsoft.com/office/drawing/2016/5/11/chartex" xmlns:cx6="http://schemas.microsoft.com/office/drawing/2016/5/12/chartex" xmlns:cx7="http://schemas.microsoft.com/office/drawing/2016/5/13/chartex" xmlns:cx8="http://schemas.microsoft.com/office/drawing/2016/5/14/chartex" xmlns:mc="http://schemas.openxmlformats.org/markup-compatibility/2006" xmlns:aink="http://schemas.microsoft.com/office/drawing/2016/ink" xmlns:am3d="http://schemas.microsoft.com/office/drawing/2017/model3d" xmlns:o="urn:schemas-microsoft-com:office:office" xmlns:r="http://schemas.openxmlformats.org/officeDocument/2006/relationships" xmlns:m="http://schemas.openxmlformats.org/officeDocument/2006/math" xmlns:v="urn:schemas-microsoft-com:vml" xmlns:wp14="http://schemas.microsoft.com/office/word/2010/wordprocessingDrawing" xmlns:wp="http://schemas.openxmlformats.org/drawingml/2006/wordprocessingDrawing" xmlns:w10="urn:schemas-microsoft-com:office:word" xmlns:w="http://schemas.openxmlformats.org/wordprocessingml/2006/main" xmlns:w14="http://schemas.microsoft.com/office/word/2010/wordml" xmlns:w15="http://schemas.microsoft.com/office/word/2012/wordml" xmlns:w16cex="http://schemas.microsoft.com/office/word/2018/wordml/cex" xmlns:w16cid="http://schemas.microsoft.com/office/word/2016/wordml/cid" xmlns:w16="http://schemas.microsoft.com/office/word/2018/wordml" xmlns:w16sdtdh="http://schemas.microsoft.com/office/word/2020/wordml/sdtdatahash" xmlns:w16se="http://schemas.microsoft.com/office/word/2015/wordml/symex" xmlns:wpg="http://schemas.microsoft.com/office/word/2010/wordprocessingGroup" xmlns:wpi="http://schemas.microsoft.com/office/word/2010/wordprocessingInk" xmlns:wne="http://schemas.microsoft.com/office/word/2006/wordml" xmlns:wps="http://schemas.microsoft.com/office/word/2010/wordprocessingShape" mc:Ignorable="w14 w15 w16se w16cid w16 w16cex w16sdtdh wp14">
+<w:numbering xmlns:wpc="http://schemas.microsoft.com/office/word/2010/wordprocessingCanvas" xmlns:cx="http://schemas.microsoft.com/office/drawing/2014/chartex" xmlns:cx1="http://schemas.microsoft.com/office/drawing/2015/9/8/chartex" xmlns:mc="http://schemas.openxmlformats.org/markup-compatibility/2006" xmlns:o="urn:schemas-microsoft-com:office:office" xmlns:r="http://schemas.openxmlformats.org/officeDocument/2006/relationships" xmlns:m="http://schemas.openxmlformats.org/officeDocument/2006/math" xmlns:v="urn:schemas-microsoft-com:vml" xmlns:wp14="http://schemas.microsoft.com/office/word/2010/wordprocessingDrawing" xmlns:wp="http://schemas.openxmlformats.org/drawingml/2006/wordprocessingDrawing" xmlns:w10="urn:schemas-microsoft-com:office:word" xmlns:w="http://schemas.openxmlformats.org/wordprocessingml/2006/main" xmlns:w14="http://schemas.microsoft.com/office/word/2010/wordml" xmlns:w15="http://schemas.microsoft.com/office/word/2012/wordml" xmlns:w16se="http://schemas.microsoft.com/office/word/2015/wordml/symex" xmlns:wpg="http://schemas.microsoft.com/office/word/2010/wordprocessingGroup" xmlns:wpi="http://schemas.microsoft.com/office/word/2010/wordprocessingInk" xmlns:wne="http://schemas.microsoft.com/office/word/2006/wordml" xmlns:wps="http://schemas.microsoft.com/office/word/2010/wordprocessingShape" mc:Ignorable="w14 w15 w16se wp14">
   <w:abstractNum w:abstractNumId="0" w15:restartNumberingAfterBreak="0">
     <w:nsid w:val="0AA22BE8"/>
     <w:multiLevelType w:val="hybridMultilevel"/>
@@ -44819,7 +45242,7 @@
 </file>
 
 <file path=word/styles.xml><?xml version="1.0" encoding="utf-8"?>
-<w:styles xmlns:mc="http://schemas.openxmlformats.org/markup-compatibility/2006" xmlns:r="http://schemas.openxmlformats.org/officeDocument/2006/relationships" xmlns:w="http://schemas.openxmlformats.org/wordprocessingml/2006/main" xmlns:w14="http://schemas.microsoft.com/office/word/2010/wordml" xmlns:w15="http://schemas.microsoft.com/office/word/2012/wordml" xmlns:w16cex="http://schemas.microsoft.com/office/word/2018/wordml/cex" xmlns:w16cid="http://schemas.microsoft.com/office/word/2016/wordml/cid" xmlns:w16="http://schemas.microsoft.com/office/word/2018/wordml" xmlns:w16sdtdh="http://schemas.microsoft.com/office/word/2020/wordml/sdtdatahash" xmlns:w16se="http://schemas.microsoft.com/office/word/2015/wordml/symex" mc:Ignorable="w14 w15 w16se w16cid w16 w16cex w16sdtdh">
+<w:styles xmlns:mc="http://schemas.openxmlformats.org/markup-compatibility/2006" xmlns:r="http://schemas.openxmlformats.org/officeDocument/2006/relationships" xmlns:w="http://schemas.openxmlformats.org/wordprocessingml/2006/main" xmlns:w14="http://schemas.microsoft.com/office/word/2010/wordml" xmlns:w15="http://schemas.microsoft.com/office/word/2012/wordml" xmlns:w16se="http://schemas.microsoft.com/office/word/2015/wordml/symex" mc:Ignorable="w14 w15 w16se">
   <w:docDefaults>
     <w:rPrDefault>
       <w:rPr>
@@ -44836,7 +45259,7 @@
       </w:pPr>
     </w:pPrDefault>
   </w:docDefaults>
-  <w:latentStyles w:defLockedState="0" w:defUIPriority="99" w:defSemiHidden="0" w:defUnhideWhenUsed="0" w:defQFormat="0" w:count="376">
+  <w:latentStyles w:defLockedState="0" w:defUIPriority="99" w:defSemiHidden="0" w:defUnhideWhenUsed="0" w:defQFormat="0" w:count="371">
     <w:lsdException w:name="Normal" w:uiPriority="0" w:qFormat="1"/>
     <w:lsdException w:name="heading 1" w:uiPriority="9" w:qFormat="1"/>
     <w:lsdException w:name="heading 2" w:semiHidden="1" w:uiPriority="9" w:unhideWhenUsed="1" w:qFormat="1"/>
@@ -45208,11 +45631,6 @@
     <w:lsdException w:name="List Table 5 Dark Accent 6" w:uiPriority="50"/>
     <w:lsdException w:name="List Table 6 Colorful Accent 6" w:uiPriority="51"/>
     <w:lsdException w:name="List Table 7 Colorful Accent 6" w:uiPriority="52"/>
-    <w:lsdException w:name="Mention" w:semiHidden="1" w:unhideWhenUsed="1"/>
-    <w:lsdException w:name="Smart Hyperlink" w:semiHidden="1" w:unhideWhenUsed="1"/>
-    <w:lsdException w:name="Hashtag" w:semiHidden="1" w:unhideWhenUsed="1"/>
-    <w:lsdException w:name="Unresolved Mention" w:semiHidden="1" w:unhideWhenUsed="1"/>
-    <w:lsdException w:name="Smart Link" w:semiHidden="1" w:unhideWhenUsed="1"/>
   </w:latentStyles>
   <w:style w:type="paragraph" w:default="1" w:styleId="a">
     <w:name w:val="Normal"/>
